--- a/downloads/student/ai-2-week-10.docx
+++ b/downloads/student/ai-2-week-10.docx
@@ -2075,6 +2075,16 @@
     <w:p>
       <w:r>
         <w:t>This declared rule checks eligibility, not whether an eligible book will actually be enjoyed.</w:t>
+      </w:r>
+    </w:p>
+    <w:p>
+      <w:r>
+        <w:t>Read the labelled picture: Why are J and M initially treated differently even though both are illustrated mysteries?</w:t>
+      </w:r>
+    </w:p>
+    <w:p>
+      <w:r>
+        <w:t>Change one thing: Supply M’s pages as 101. Predict the result before checking the explanation. What remains the same?</w:t>
       </w:r>
     </w:p>
     <w:p>
@@ -4130,6 +4140,187 @@
     <w:p>
       <w:r>
         <w:t>Attempt the independent case before hints. Record whether you worked alone, used a hint or followed a model. After feedback, fix the first unsupported step and explain why it changed. A later check uses a changed case, not a copied answer.</w:t>
+      </w:r>
+    </w:p>
+    <w:p>
+      <w:pPr>
+        <w:pStyle w:val="Heading1"/>
+      </w:pPr>
+      <w:r>
+        <w:t>15. Your lesson route</w:t>
+      </w:r>
+    </w:p>
+    <w:p>
+      <w:r>
+        <w:t>Start with this question: A fictional librarian wants illustrated mystery books with at most 100 pages.</w:t>
+      </w:r>
+    </w:p>
+    <w:tbl>
+      <w:tblPr>
+        <w:tblStyle w:val="LightShading-Accent1"/>
+        <w:tblW w:type="auto" w:w="0"/>
+        <w:tblLook w:firstColumn="1" w:firstRow="1" w:lastColumn="0" w:lastRow="0" w:noHBand="0" w:noVBand="1" w:val="04A0"/>
+      </w:tblPr>
+      <w:tblGrid>
+        <w:gridCol w:w="5112"/>
+        <w:gridCol w:w="5112"/>
+      </w:tblGrid>
+      <w:tr>
+        <w:trPr>
+          <w:tblHeader/>
+        </w:trPr>
+        <w:tc>
+          <w:tcPr>
+            <w:tcW w:type="dxa" w:w="5112"/>
+          </w:tcPr>
+          <w:p>
+            <w:r>
+              <w:t>By the end, I can</w:t>
+            </w:r>
+          </w:p>
+        </w:tc>
+        <w:tc>
+          <w:tcPr>
+            <w:tcW w:type="dxa" w:w="5112"/>
+          </w:tcPr>
+          <w:p>
+            <w:r>
+              <w:t>How I will show it</w:t>
+            </w:r>
+          </w:p>
+        </w:tc>
+      </w:tr>
+      <w:tr>
+        <w:tc>
+          <w:tcPr>
+            <w:tcW w:type="dxa" w:w="5112"/>
+          </w:tcPr>
+          <w:p>
+            <w:r>
+              <w:t>Construct a classifier with a stated input format, selected rule and recorded output</w:t>
+            </w:r>
+          </w:p>
+        </w:tc>
+        <w:tc>
+          <w:tcPr>
+            <w:tcW w:type="dxa" w:w="5112"/>
+          </w:tcPr>
+          <w:p>
+            <w:r>
+              <w:t>Explain the deciding step, show a trace or test, and state one limit.</w:t>
+            </w:r>
+          </w:p>
+        </w:tc>
+      </w:tr>
+      <w:tr>
+        <w:tc>
+          <w:tcPr>
+            <w:tcW w:type="dxa" w:w="5112"/>
+          </w:tcPr>
+          <w:p>
+            <w:r>
+              <w:t>Trace valid, boundary and invalid inputs through different paths</w:t>
+            </w:r>
+          </w:p>
+        </w:tc>
+        <w:tc>
+          <w:tcPr>
+            <w:tcW w:type="dxa" w:w="5112"/>
+          </w:tcPr>
+          <w:p>
+            <w:r>
+              <w:t>Explain the deciding step, show a trace or test, and state one limit.</w:t>
+            </w:r>
+          </w:p>
+        </w:tc>
+      </w:tr>
+      <w:tr>
+        <w:tc>
+          <w:tcPr>
+            <w:tcW w:type="dxa" w:w="5112"/>
+          </w:tcPr>
+          <w:p>
+            <w:r>
+              <w:t>Distinguish an input check from evidence that a prediction is correct</w:t>
+            </w:r>
+          </w:p>
+        </w:tc>
+        <w:tc>
+          <w:tcPr>
+            <w:tcW w:type="dxa" w:w="5112"/>
+          </w:tcPr>
+          <w:p>
+            <w:r>
+              <w:t>Explain the deciding step, show a trace or test, and state one limit.</w:t>
+            </w:r>
+          </w:p>
+        </w:tc>
+      </w:tr>
+    </w:tbl>
+    <w:p>
+      <w:r>
+        <w:t>Remember → watch and explain → try with help → investigate → try independently → keep project evidence. Your teacher may spread this lesson across several classes.</w:t>
+      </w:r>
+    </w:p>
+    <w:p>
+      <w:r>
+        <w:t>Keep your first prediction. Compare it with what the evidence shows and explain any change.</w:t>
+      </w:r>
+    </w:p>
+    <w:p>
+      <w:pPr>
+        <w:pStyle w:val="Heading1"/>
+      </w:pPr>
+      <w:r>
+        <w:t>16. Finish and return</w:t>
+      </w:r>
+    </w:p>
+    <w:p>
+      <w:r>
+        <w:t>Close your notes. Explain this goal in your own words: Construct a classifier with a stated input format, selected rule and recorded output</w:t>
+      </w:r>
+    </w:p>
+    <w:p>
+      <w:pPr>
+        <w:pStyle w:val="Heading3"/>
+      </w:pPr>
+      <w:r>
+        <w:t>My deciding step, evidence and one remaining question</w:t>
+      </w:r>
+    </w:p>
+    <w:p>
+      <w:r>
+        <w:t>________________________________________________________________</w:t>
+      </w:r>
+    </w:p>
+    <w:p>
+      <w:r>
+        <w:t>________________________________________________________________</w:t>
+      </w:r>
+    </w:p>
+    <w:p>
+      <w:r>
+        <w:t>________________________________________________________________</w:t>
+      </w:r>
+    </w:p>
+    <w:p>
+      <w:r>
+        <w:t>________________________________________________________________</w:t>
+      </w:r>
+    </w:p>
+    <w:p>
+      <w:r>
+        <w:t>________________________________________________________________</w:t>
+      </w:r>
+    </w:p>
+    <w:p>
+      <w:r>
+        <w:t>If you are unsure, return to the worked picture and explain one arrow. If you are ready, change an input or assumption and justify your prediction.</w:t>
+      </w:r>
+    </w:p>
+    <w:p>
+      <w:r>
+        <w:t>Save your workbook evidence. At the next review, try a different case before opening your old answer.</w:t>
       </w:r>
     </w:p>
     <w:sectPr>

--- a/downloads/student/ai-2-week-10.docx
+++ b/downloads/student/ai-2-week-10.docx
@@ -4321,6 +4321,207 @@
     <w:p>
       <w:r>
         <w:t>Save your workbook evidence. At the next review, try a different case before opening your old answer.</w:t>
+      </w:r>
+    </w:p>
+    <w:p>
+      <w:pPr>
+        <w:pStyle w:val="Heading1"/>
+      </w:pPr>
+      <w:r>
+        <w:t>17. Supported practice, repair and portfolio</w:t>
+      </w:r>
+    </w:p>
+    <w:p>
+      <w:r>
+        <w:t>Use this supported practice once, in the browser or on paper. Keep the reserved independent assessment for a separate first attempt before teacher feedback.</w:t>
+      </w:r>
+    </w:p>
+    <w:p>
+      <w:r>
+        <w:t>A fictional librarian wants illustrated mystery books with at most 100 pages.</w:t>
+      </w:r>
+    </w:p>
+    <w:p>
+      <w:pPr>
+        <w:pStyle w:val="Heading3"/>
+      </w:pPr>
+      <w:r>
+        <w:t>Practice 1: explain the deciding evidence</w:t>
+      </w:r>
+    </w:p>
+    <w:p>
+      <w:r>
+        <w:t>Which labelled step matches this detail? Missing pages means review rather than assuming it is short.</w:t>
+      </w:r>
+    </w:p>
+    <w:p>
+      <w:r>
+        <w:t>1. Read all conditions</w:t>
+      </w:r>
+    </w:p>
+    <w:p>
+      <w:r>
+        <w:t>2. Trace M</w:t>
+      </w:r>
+    </w:p>
+    <w:p>
+      <w:r>
+        <w:t>3. Trace J</w:t>
+      </w:r>
+    </w:p>
+    <w:p>
+      <w:r>
+        <w:t>4. Trace K and L</w:t>
+      </w:r>
+    </w:p>
+    <w:p>
+      <w:pPr>
+        <w:pStyle w:val="Heading3"/>
+      </w:pPr>
+      <w:r>
+        <w:t>My selected conclusion, deciding fact and explanation</w:t>
+      </w:r>
+    </w:p>
+    <w:p>
+      <w:r>
+        <w:t>________________________________________________________________</w:t>
+      </w:r>
+    </w:p>
+    <w:p>
+      <w:r>
+        <w:t>________________________________________________________________</w:t>
+      </w:r>
+    </w:p>
+    <w:p>
+      <w:r>
+        <w:t>________________________________________________________________</w:t>
+      </w:r>
+    </w:p>
+    <w:p>
+      <w:r>
+        <w:t>________________________________________________________________</w:t>
+      </w:r>
+    </w:p>
+    <w:p>
+      <w:r>
+        <w:t>________________________________________________________________</w:t>
+      </w:r>
+    </w:p>
+    <w:p>
+      <w:r>
+        <w:t>Hint if needed: Read the steps in the pictorial case. Match the supplied detail to the stage that performs or records it.</w:t>
+      </w:r>
+    </w:p>
+    <w:p>
+      <w:r>
+        <w:t>After your attempt, compare with the supported explanation: Trace M Missing pages means review rather than assuming it is short. This human simulation lets students inspect every decision without needing a trained model. Equality matters at 100. Known failures give reasons for rejection; M lacks enough information for the page check. The order should not turn blank into zero or quietly ignore a required field.</w:t>
+      </w:r>
+    </w:p>
+    <w:p>
+      <w:pPr>
+        <w:pStyle w:val="Heading3"/>
+      </w:pPr>
+      <w:r>
+        <w:t>Practice 2: explain the deciding evidence</w:t>
+      </w:r>
+    </w:p>
+    <w:p>
+      <w:r>
+        <w:t>Changed-case practice: Supply M’s pages as 101. Which conclusion is supported by the supplied facts?</w:t>
+      </w:r>
+    </w:p>
+    <w:p>
+      <w:r>
+        <w:t>1. M is now rejected rather than awaiting page review.</w:t>
+      </w:r>
+    </w:p>
+    <w:p>
+      <w:r>
+        <w:t>2. We can decide the result without examining the changed input or the procedure.</w:t>
+      </w:r>
+    </w:p>
+    <w:p>
+      <w:r>
+        <w:t>3. This one example guarantees correct results for every future input.</w:t>
+      </w:r>
+    </w:p>
+    <w:p>
+      <w:pPr>
+        <w:pStyle w:val="Heading3"/>
+      </w:pPr>
+      <w:r>
+        <w:t>My selected conclusion, deciding fact and explanation</w:t>
+      </w:r>
+    </w:p>
+    <w:p>
+      <w:r>
+        <w:t>________________________________________________________________</w:t>
+      </w:r>
+    </w:p>
+    <w:p>
+      <w:r>
+        <w:t>________________________________________________________________</w:t>
+      </w:r>
+    </w:p>
+    <w:p>
+      <w:r>
+        <w:t>________________________________________________________________</w:t>
+      </w:r>
+    </w:p>
+    <w:p>
+      <w:r>
+        <w:t>________________________________________________________________</w:t>
+      </w:r>
+    </w:p>
+    <w:p>
+      <w:r>
+        <w:t>________________________________________________________________</w:t>
+      </w:r>
+    </w:p>
+    <w:p>
+      <w:r>
+        <w:t>Hint if needed: Use the changed condition and the deciding step in the pictorial trace. The answer must say what follows from those facts.</w:t>
+      </w:r>
+    </w:p>
+    <w:p>
+      <w:r>
+        <w:t>After your attempt, compare with the supported explanation: M is now rejected rather than awaiting page review. The required field is known but fails the maximum-length condition.</w:t>
+      </w:r>
+    </w:p>
+    <w:p>
+      <w:pPr>
+        <w:pStyle w:val="Heading3"/>
+      </w:pPr>
+      <w:r>
+        <w:t>Repair a missing building block</w:t>
+      </w:r>
+    </w:p>
+    <w:p>
+      <w:r>
+        <w:t>Review Features and Distractors (ai-2/9). Goal: Choose recorded properties that preserve distinctions needed for a stated task. Short practice: Does this one pair prove the classifier always ignores subject? Explain a narrower claim.. Return to this week and explain what you changed.</w:t>
+      </w:r>
+    </w:p>
+    <w:p>
+      <w:r>
+        <w:t>Review Rows Columns and Data Types (ai-2/7). Goal: Specify a table schema. Short practice: Which two rows originally fail, and do they fail for the same reason?. Return to this week and explain what you changed.</w:t>
+      </w:r>
+    </w:p>
+    <w:p>
+      <w:r>
+        <w:t>Review Trace Tables (ai-2/4). Goal: Trace variable values before and after each loop iteration. Short practice: Move print inside the original loop. What sequence is displayed?. Return to this week and explain what you changed.</w:t>
+      </w:r>
+    </w:p>
+    <w:p>
+      <w:pPr>
+        <w:pStyle w:val="Heading3"/>
+      </w:pPr>
+      <w:r>
+        <w:t>Keep your completed work</w:t>
+      </w:r>
+    </w:p>
+    <w:p>
+      <w:r>
+        <w:t>Use Download completed work in the hosted lesson to export your answers, reflections, practice feedback and code-run evidence. Open the HTML copy to read or print it. Drafts stay in this browser when storage is available; clear drafts on a shared device.</w:t>
       </w:r>
     </w:p>
     <w:sectPr>

--- a/downloads/student/ai-2-week-10.docx
+++ b/downloads/student/ai-2-week-10.docx
@@ -42,6 +42,11 @@
       </w:r>
     </w:p>
     <w:p>
+      <w:r>
+        <w:t>Start with the target: Construct a classifier with a stated input format, selected rule and recorded output. Try the recall before opening notes.</w:t>
+      </w:r>
+    </w:p>
+    <w:p>
       <w:pPr>
         <w:pStyle w:val="Heading3"/>
       </w:pPr>
@@ -50,18 +55,132 @@
       </w:r>
     </w:p>
     <w:p>
-      <w:r>
-        <w:t>I can construct a classifier with a stated input format, selected rule and recorded output.</w:t>
-      </w:r>
-    </w:p>
-    <w:p>
-      <w:r>
-        <w:t>I can trace valid, boundary and invalid inputs through different paths.</w:t>
-      </w:r>
-    </w:p>
-    <w:p>
-      <w:r>
-        <w:t>I can distinguish an input check from evidence that a prediction is correct.</w:t>
+      <w:pPr>
+        <w:spacing w:line="336" w:lineRule="auto" w:after="180"/>
+      </w:pPr>
+      <w:r>
+        <w:rPr>
+          <w:b w:val="0"/>
+        </w:rPr>
+        <w:t xml:space="preserve">I can construct a </w:t>
+      </w:r>
+      <w:r>
+        <w:rPr>
+          <w:b/>
+        </w:rPr>
+        <w:t>classifier</w:t>
+      </w:r>
+      <w:r>
+        <w:rPr>
+          <w:b w:val="0"/>
+        </w:rPr>
+        <w:t xml:space="preserve"> with a stated </w:t>
+      </w:r>
+      <w:r>
+        <w:rPr>
+          <w:b/>
+        </w:rPr>
+        <w:t>input</w:t>
+      </w:r>
+      <w:r>
+        <w:rPr>
+          <w:b w:val="0"/>
+        </w:rPr>
+        <w:t xml:space="preserve"> format, selected rule and recorded </w:t>
+      </w:r>
+      <w:r>
+        <w:rPr>
+          <w:b/>
+        </w:rPr>
+        <w:t>output</w:t>
+      </w:r>
+      <w:r>
+        <w:rPr>
+          <w:b w:val="0"/>
+        </w:rPr>
+        <w:t>.</w:t>
+      </w:r>
+    </w:p>
+    <w:p>
+      <w:pPr>
+        <w:spacing w:line="336" w:lineRule="auto" w:after="180"/>
+      </w:pPr>
+      <w:r>
+        <w:rPr>
+          <w:b w:val="0"/>
+        </w:rPr>
+        <w:t xml:space="preserve">I can trace valid, </w:t>
+      </w:r>
+      <w:r>
+        <w:rPr>
+          <w:b/>
+        </w:rPr>
+        <w:t>boundary</w:t>
+      </w:r>
+      <w:r>
+        <w:rPr>
+          <w:b w:val="0"/>
+        </w:rPr>
+        <w:t xml:space="preserve"> and invalid </w:t>
+      </w:r>
+      <w:r>
+        <w:rPr>
+          <w:b/>
+        </w:rPr>
+        <w:t>input</w:t>
+      </w:r>
+      <w:r>
+        <w:rPr>
+          <w:b w:val="0"/>
+        </w:rPr>
+        <w:t>s through different paths.</w:t>
+      </w:r>
+    </w:p>
+    <w:p>
+      <w:pPr>
+        <w:spacing w:line="336" w:lineRule="auto" w:after="180"/>
+      </w:pPr>
+      <w:r>
+        <w:rPr>
+          <w:b w:val="0"/>
+        </w:rPr>
+        <w:t xml:space="preserve">I can distinguish an </w:t>
+      </w:r>
+      <w:r>
+        <w:rPr>
+          <w:b/>
+        </w:rPr>
+        <w:t>input</w:t>
+      </w:r>
+      <w:r>
+        <w:rPr>
+          <w:b w:val="0"/>
+        </w:rPr>
+        <w:t xml:space="preserve"> check from </w:t>
+      </w:r>
+      <w:r>
+        <w:rPr>
+          <w:b/>
+        </w:rPr>
+        <w:t>evidence</w:t>
+      </w:r>
+      <w:r>
+        <w:rPr>
+          <w:b w:val="0"/>
+        </w:rPr>
+        <w:t xml:space="preserve"> that a </w:t>
+      </w:r>
+      <w:r>
+        <w:rPr>
+          <w:b/>
+        </w:rPr>
+        <w:t>prediction</w:t>
+      </w:r>
+      <w:r>
+        <w:rPr>
+          <w:b w:val="0"/>
+        </w:rPr>
+        <w:t xml:space="preserve"> is correct.</w:t>
       </w:r>
     </w:p>
     <w:p>
@@ -73,38 +192,128 @@
       </w:r>
     </w:p>
     <w:p>
-      <w:r>
+      <w:pPr>
+        <w:spacing w:line="336" w:lineRule="auto" w:after="180"/>
+      </w:pPr>
+      <w:r>
+        <w:rPr>
+          <w:b w:val="0"/>
+        </w:rPr>
         <w:t>Close your notes first. A rough first answer helps us choose the right starting point; it is not a score for your ability.</w:t>
       </w:r>
     </w:p>
     <w:p>
-      <w:r>
+      <w:pPr>
+        <w:spacing w:line="336" w:lineRule="auto" w:after="180"/>
+      </w:pPr>
+      <w:r>
+        <w:rPr>
+          <w:b w:val="0"/>
+        </w:rPr>
         <w:t>Without opening the old lesson, explain one key idea from Features and Distractors. Give an example and a mistake that the idea helps you avoid.</w:t>
       </w:r>
     </w:p>
     <w:p>
-      <w:r>
+      <w:pPr>
+        <w:spacing w:line="336" w:lineRule="auto" w:after="180"/>
+      </w:pPr>
+      <w:r>
+        <w:rPr>
+          <w:b w:val="0"/>
+        </w:rPr>
         <w:t>Without opening the old lesson, explain one key idea from Rows Columns and Data Types. Give an example and a mistake that the idea helps you avoid.</w:t>
       </w:r>
     </w:p>
     <w:p>
-      <w:r>
+      <w:pPr>
+        <w:spacing w:line="336" w:lineRule="auto" w:after="180"/>
+      </w:pPr>
+      <w:r>
+        <w:rPr>
+          <w:b w:val="0"/>
+        </w:rPr>
         <w:t>Without opening the old lesson, explain one key idea from Trace Tables. Give an example and a mistake that the idea helps you avoid.</w:t>
       </w:r>
     </w:p>
     <w:p>
-      <w:r>
-        <w:t>After trying, check the relevant lesson or ask your teacher. Change the part of your explanation that the evidence shows was wrong.</w:t>
-      </w:r>
-    </w:p>
-    <w:p>
-      <w:r>
-        <w:t>Week 10: Human Classifier Simulation</w:t>
-      </w:r>
-    </w:p>
-    <w:p>
-      <w:r>
-        <w:t>A classifier applies a learned or designed boundary to features.</w:t>
+      <w:pPr>
+        <w:spacing w:line="336" w:lineRule="auto" w:after="180"/>
+      </w:pPr>
+      <w:r>
+        <w:rPr>
+          <w:b w:val="0"/>
+        </w:rPr>
+        <w:t xml:space="preserve">After trying, check the relevant lesson or ask your teacher. Change the part of your explanation that the </w:t>
+      </w:r>
+      <w:r>
+        <w:rPr>
+          <w:b/>
+        </w:rPr>
+        <w:t>evidence</w:t>
+      </w:r>
+      <w:r>
+        <w:rPr>
+          <w:b w:val="0"/>
+        </w:rPr>
+        <w:t xml:space="preserve"> shows was wrong.</w:t>
+      </w:r>
+    </w:p>
+    <w:p>
+      <w:pPr>
+        <w:spacing w:line="336" w:lineRule="auto" w:after="180"/>
+      </w:pPr>
+      <w:r>
+        <w:rPr>
+          <w:b w:val="0"/>
+        </w:rPr>
+        <w:t xml:space="preserve">Week 10: Human </w:t>
+      </w:r>
+      <w:r>
+        <w:rPr>
+          <w:b/>
+        </w:rPr>
+        <w:t>Classifier</w:t>
+      </w:r>
+      <w:r>
+        <w:rPr>
+          <w:b w:val="0"/>
+        </w:rPr>
+        <w:t xml:space="preserve"> Simulation</w:t>
+      </w:r>
+    </w:p>
+    <w:p>
+      <w:pPr>
+        <w:spacing w:line="336" w:lineRule="auto" w:after="180"/>
+      </w:pPr>
+      <w:r>
+        <w:rPr>
+          <w:b w:val="0"/>
+        </w:rPr>
+        <w:t xml:space="preserve">A </w:t>
+      </w:r>
+      <w:r>
+        <w:rPr>
+          <w:b/>
+        </w:rPr>
+        <w:t>classifier</w:t>
+      </w:r>
+      <w:r>
+        <w:rPr>
+          <w:b w:val="0"/>
+        </w:rPr>
+        <w:t xml:space="preserve"> applies a learned or designed </w:t>
+      </w:r>
+      <w:r>
+        <w:rPr>
+          <w:b/>
+        </w:rPr>
+        <w:t>boundary</w:t>
+      </w:r>
+      <w:r>
+        <w:rPr>
+          <w:b w:val="0"/>
+        </w:rPr>
+        <w:t xml:space="preserve"> to features.</w:t>
       </w:r>
     </w:p>
     <w:p>
@@ -144,17 +353,35 @@
       </w:r>
     </w:p>
     <w:p>
-      <w:r>
+      <w:pPr>
+        <w:spacing w:line="336" w:lineRule="auto" w:after="180"/>
+      </w:pPr>
+      <w:r>
+        <w:rPr>
+          <w:b/>
+        </w:rPr>
         <w:t>THINKER MISSION</w:t>
       </w:r>
     </w:p>
     <w:p>
-      <w:r>
+      <w:pPr>
+        <w:spacing w:line="336" w:lineRule="auto" w:after="180"/>
+      </w:pPr>
+      <w:r>
+        <w:rPr>
+          <w:b w:val="0"/>
+        </w:rPr>
         <w:t>Train classmates on labeled creatures and compare their rules.</w:t>
       </w:r>
     </w:p>
     <w:p>
-      <w:r>
+      <w:pPr>
+        <w:spacing w:line="336" w:lineRule="auto" w:after="180"/>
+      </w:pPr>
+      <w:r>
+        <w:rPr>
+          <w:b w:val="0"/>
+        </w:rPr>
         <w:t>Thinker name and date:</w:t>
       </w:r>
     </w:p>
@@ -200,7 +427,14 @@
       </w:r>
     </w:p>
     <w:p>
-      <w:r>
+      <w:pPr>
+        <w:spacing w:line="336" w:lineRule="auto" w:after="180"/>
+        <w:shd w:fill="F5F1FB"/>
+      </w:pPr>
+      <w:r>
+        <w:rPr>
+          <w:b w:val="0"/>
+        </w:rPr>
         <w:t>A fitted rule predicts tall at a height of at least 6 cm and short otherwise. Predict at 5 and 6 cm. What should you check before applying it to a blank height?</w:t>
       </w:r>
     </w:p>
@@ -213,8 +447,26 @@
       </w:r>
     </w:p>
     <w:p>
-      <w:r>
-        <w:t>By the end, I can simulate a classifier with explicit requirements and missing-value behavior.</w:t>
+      <w:pPr>
+        <w:spacing w:line="336" w:lineRule="auto" w:after="180"/>
+      </w:pPr>
+      <w:r>
+        <w:rPr>
+          <w:b w:val="0"/>
+        </w:rPr>
+        <w:t xml:space="preserve">By the end, I can simulate a </w:t>
+      </w:r>
+      <w:r>
+        <w:rPr>
+          <w:b/>
+        </w:rPr>
+        <w:t>classifier</w:t>
+      </w:r>
+      <w:r>
+        <w:rPr>
+          <w:b w:val="0"/>
+        </w:rPr>
+        <w:t xml:space="preserve"> with explicit requirements and missing-value behavior.</w:t>
       </w:r>
     </w:p>
     <w:p>
@@ -227,17 +479,52 @@
     </w:p>
     <w:p>
       <w:r>
+        <w:t>Investigate the supplied Human Classifier Simulation case. Separate observations, given facts and assumptions before choosing an explanation.</w:t>
+      </w:r>
+    </w:p>
+    <w:p>
+      <w:pPr>
+        <w:spacing w:line="336" w:lineRule="auto" w:after="180"/>
+      </w:pPr>
+      <w:r>
+        <w:rPr>
+          <w:b/>
+        </w:rPr>
         <w:t>PICTURE STORY</w:t>
       </w:r>
     </w:p>
     <w:p>
-      <w:r>
+      <w:pPr>
+        <w:spacing w:line="336" w:lineRule="auto" w:after="180"/>
+      </w:pPr>
+      <w:r>
+        <w:rPr>
+          <w:b w:val="0"/>
+        </w:rPr>
         <w:t>Notice → Predict → Explain</w:t>
       </w:r>
     </w:p>
     <w:p>
-      <w:r>
-        <w:t>Begin with visible evidence. Do not explain more than the picture and information support.</w:t>
+      <w:pPr>
+        <w:spacing w:line="336" w:lineRule="auto" w:after="180"/>
+      </w:pPr>
+      <w:r>
+        <w:rPr>
+          <w:b w:val="0"/>
+        </w:rPr>
+        <w:t xml:space="preserve">Begin with visible </w:t>
+      </w:r>
+      <w:r>
+        <w:rPr>
+          <w:b/>
+        </w:rPr>
+        <w:t>evidence</w:t>
+      </w:r>
+      <w:r>
+        <w:rPr>
+          <w:b w:val="0"/>
+        </w:rPr>
+        <w:t>. Do not explain more than the picture and information support.</w:t>
       </w:r>
     </w:p>
     <w:p>
@@ -277,18 +564,82 @@
       </w:r>
     </w:p>
     <w:p>
-      <w:r>
+      <w:pPr>
+        <w:pStyle w:val="Heading3"/>
+      </w:pPr>
+      <w:r>
+        <w:t>Start with this puzzle</w:t>
+      </w:r>
+    </w:p>
+    <w:p>
+      <w:pPr>
+        <w:spacing w:line="336" w:lineRule="auto" w:after="180"/>
+        <w:shd w:fill="F1F6FC"/>
+      </w:pPr>
+      <w:r>
+        <w:rPr>
+          <w:b w:val="0"/>
+        </w:rPr>
         <w:t>MYSTERY</w:t>
       </w:r>
     </w:p>
     <w:p>
-      <w:r>
-        <w:t>The learners must use human classifier simulation to solve a problem. What information do they have? What decision or calculation do they make? What would count as evidence that it worked?</w:t>
-      </w:r>
-    </w:p>
-    <w:p>
-      <w:r>
-        <w:t>Three observations (what you can point to):</w:t>
+      <w:pPr>
+        <w:spacing w:line="336" w:lineRule="auto" w:after="180"/>
+        <w:shd w:fill="F5F1FB"/>
+      </w:pPr>
+      <w:r>
+        <w:rPr>
+          <w:b w:val="0"/>
+        </w:rPr>
+        <w:t xml:space="preserve">The learners must use human </w:t>
+      </w:r>
+      <w:r>
+        <w:rPr>
+          <w:b/>
+        </w:rPr>
+        <w:t>classifier</w:t>
+      </w:r>
+      <w:r>
+        <w:rPr>
+          <w:b w:val="0"/>
+        </w:rPr>
+        <w:t xml:space="preserve"> simulation to solve a problem. What information do they have? What decision or calculation do they make? What would count as </w:t>
+      </w:r>
+      <w:r>
+        <w:rPr>
+          <w:b/>
+        </w:rPr>
+        <w:t>evidence</w:t>
+      </w:r>
+      <w:r>
+        <w:rPr>
+          <w:b w:val="0"/>
+        </w:rPr>
+        <w:t xml:space="preserve"> that it worked?</w:t>
+      </w:r>
+    </w:p>
+    <w:p>
+      <w:pPr>
+        <w:spacing w:line="336" w:lineRule="auto" w:after="180"/>
+      </w:pPr>
+      <w:r>
+        <w:rPr>
+          <w:b w:val="0"/>
+        </w:rPr>
+        <w:t xml:space="preserve">Three </w:t>
+      </w:r>
+      <w:r>
+        <w:rPr>
+          <w:b/>
+        </w:rPr>
+        <w:t>observation</w:t>
+      </w:r>
+      <w:r>
+        <w:rPr>
+          <w:b w:val="0"/>
+        </w:rPr>
+        <w:t>s (what you can point to):</w:t>
       </w:r>
     </w:p>
     <w:p>
@@ -325,8 +676,26 @@
       </w:r>
     </w:p>
     <w:p>
-      <w:r>
-        <w:t>My prediction and the clue supporting it:</w:t>
+      <w:pPr>
+        <w:spacing w:line="336" w:lineRule="auto" w:after="180"/>
+      </w:pPr>
+      <w:r>
+        <w:rPr>
+          <w:b w:val="0"/>
+        </w:rPr>
+        <w:t xml:space="preserve">My </w:t>
+      </w:r>
+      <w:r>
+        <w:rPr>
+          <w:b/>
+        </w:rPr>
+        <w:t>prediction</w:t>
+      </w:r>
+      <w:r>
+        <w:rPr>
+          <w:b w:val="0"/>
+        </w:rPr>
+        <w:t xml:space="preserve"> and the clue supporting it:</w:t>
       </w:r>
     </w:p>
     <w:p>
@@ -371,18 +740,153 @@
       </w:r>
     </w:p>
     <w:p>
-      <w:r>
-        <w:t>Your task is to build a paper classifier that another learner can operate without guessing your instructions. It will predict short or tall for imaginary towers. Use the threshold of 6 centimetres selected after adding the height 5 short example in Week 13. Name this selected model Tower1.</w:t>
-      </w:r>
-    </w:p>
-    <w:p>
-      <w:r>
-        <w:t>Write an input contract: one height recorded as a whole number of centimetres from 1 through 10, including both endpoints. Require the unit cm to be shown. This is a classroom design choice about what the procedure accepts. It is not a claim that every accepted height appeared in fitting or that towers outside this range cannot exist.</w:t>
-      </w:r>
-    </w:p>
-    <w:p>
-      <w:r>
-        <w:t>A complete classifier needs instructions for checking the input, applying Tower1 when the input is accepted, and recording the outcome. It must also say what happens when the input fails a check. The threshold alone does not provide these surrounding instructions.</w:t>
+      <w:pPr>
+        <w:spacing w:line="336" w:lineRule="auto" w:after="180"/>
+      </w:pPr>
+      <w:r>
+        <w:rPr>
+          <w:b w:val="0"/>
+        </w:rPr>
+        <w:t xml:space="preserve">Your task is to build a paper </w:t>
+      </w:r>
+      <w:r>
+        <w:rPr>
+          <w:b/>
+        </w:rPr>
+        <w:t>classifier</w:t>
+      </w:r>
+      <w:r>
+        <w:rPr>
+          <w:b w:val="0"/>
+        </w:rPr>
+        <w:t xml:space="preserve"> that another learner can operate without guessing your instructions. It will predict short or tall for imaginary towers.</w:t>
+      </w:r>
+    </w:p>
+    <w:p>
+      <w:pPr>
+        <w:spacing w:line="336" w:lineRule="auto" w:after="180"/>
+      </w:pPr>
+      <w:r>
+        <w:rPr>
+          <w:b w:val="0"/>
+        </w:rPr>
+        <w:t>Use the threshold of 6 centimetres selected after adding the height 5 short example in Week 13. Name this selected model Tower1.</w:t>
+      </w:r>
+    </w:p>
+    <w:p>
+      <w:pPr>
+        <w:spacing w:line="336" w:lineRule="auto" w:after="180"/>
+      </w:pPr>
+      <w:r>
+        <w:rPr>
+          <w:b w:val="0"/>
+        </w:rPr>
+        <w:t xml:space="preserve">Write an </w:t>
+      </w:r>
+      <w:r>
+        <w:rPr>
+          <w:b/>
+        </w:rPr>
+        <w:t>input contract</w:t>
+      </w:r>
+      <w:r>
+        <w:rPr>
+          <w:b w:val="0"/>
+        </w:rPr>
+        <w:t>: one height recorded as a whole number of centimetres from 1 through 10, including both endpoints. Require the unit cm to be shown. This is a classroom design choice about what the procedure accepts.</w:t>
+      </w:r>
+    </w:p>
+    <w:p>
+      <w:pPr>
+        <w:spacing w:line="336" w:lineRule="auto" w:after="180"/>
+      </w:pPr>
+      <w:r>
+        <w:rPr>
+          <w:b w:val="0"/>
+        </w:rPr>
+        <w:t xml:space="preserve">It is not a claim that every accepted height appeared in </w:t>
+      </w:r>
+      <w:r>
+        <w:rPr>
+          <w:b/>
+        </w:rPr>
+        <w:t>fitting</w:t>
+      </w:r>
+      <w:r>
+        <w:rPr>
+          <w:b w:val="0"/>
+        </w:rPr>
+        <w:t xml:space="preserve"> or that towers outside this range cannot exist.</w:t>
+      </w:r>
+    </w:p>
+    <w:p>
+      <w:pPr>
+        <w:spacing w:line="336" w:lineRule="auto" w:after="180"/>
+      </w:pPr>
+      <w:r>
+        <w:rPr>
+          <w:b w:val="0"/>
+        </w:rPr>
+        <w:t xml:space="preserve">A complete </w:t>
+      </w:r>
+      <w:r>
+        <w:rPr>
+          <w:b/>
+        </w:rPr>
+        <w:t>classifier</w:t>
+      </w:r>
+      <w:r>
+        <w:rPr>
+          <w:b w:val="0"/>
+        </w:rPr>
+        <w:t xml:space="preserve"> needs instructions for checking the </w:t>
+      </w:r>
+      <w:r>
+        <w:rPr>
+          <w:b/>
+        </w:rPr>
+        <w:t>input</w:t>
+      </w:r>
+      <w:r>
+        <w:rPr>
+          <w:b w:val="0"/>
+        </w:rPr>
+        <w:t xml:space="preserve">, applying Tower1 when the </w:t>
+      </w:r>
+      <w:r>
+        <w:rPr>
+          <w:b/>
+        </w:rPr>
+        <w:t>input</w:t>
+      </w:r>
+      <w:r>
+        <w:rPr>
+          <w:b w:val="0"/>
+        </w:rPr>
+        <w:t xml:space="preserve"> is accepted, and recording the outcome. It must also say what happens when the </w:t>
+      </w:r>
+      <w:r>
+        <w:rPr>
+          <w:b/>
+        </w:rPr>
+        <w:t>input</w:t>
+      </w:r>
+      <w:r>
+        <w:rPr>
+          <w:b w:val="0"/>
+        </w:rPr>
+        <w:t xml:space="preserve"> fails a check.</w:t>
+      </w:r>
+    </w:p>
+    <w:p>
+      <w:pPr>
+        <w:spacing w:line="336" w:lineRule="auto" w:after="180"/>
+      </w:pPr>
+      <w:r>
+        <w:rPr>
+          <w:b w:val="0"/>
+        </w:rPr>
+        <w:t>The threshold alone does not provide these surrounding instructions.</w:t>
       </w:r>
     </w:p>
     <w:p>
@@ -395,16 +899,69 @@
     </w:p>
     <w:p>
       <w:r>
-        <w:t>VISUAL MECHANISM</w:t>
-      </w:r>
-    </w:p>
-    <w:p>
-      <w:r>
-        <w:t>Input → Process → Output</w:t>
-      </w:r>
-    </w:p>
-    <w:p>
-      <w:r>
+        <w:t>Follow the mechanism for Human Classifier Simulation. Connect each labelled input, deciding step and result.</w:t>
+      </w:r>
+    </w:p>
+    <w:p>
+      <w:pPr>
+        <w:spacing w:line="336" w:lineRule="auto" w:after="180"/>
+      </w:pPr>
+      <w:r>
+        <w:rPr>
+          <w:b/>
+        </w:rPr>
+        <w:t xml:space="preserve">VISUAL </w:t>
+      </w:r>
+      <w:r>
+        <w:rPr>
+          <w:b/>
+        </w:rPr>
+        <w:t>MECHANISM</w:t>
+      </w:r>
+    </w:p>
+    <w:p>
+      <w:pPr>
+        <w:spacing w:line="336" w:lineRule="auto" w:after="180"/>
+      </w:pPr>
+      <w:r>
+        <w:rPr>
+          <w:b/>
+        </w:rPr>
+        <w:t>Input</w:t>
+      </w:r>
+      <w:r>
+        <w:rPr>
+          <w:b w:val="0"/>
+        </w:rPr>
+        <w:t xml:space="preserve"> → </w:t>
+      </w:r>
+      <w:r>
+        <w:rPr>
+          <w:b/>
+        </w:rPr>
+        <w:t>Process</w:t>
+      </w:r>
+      <w:r>
+        <w:rPr>
+          <w:b w:val="0"/>
+        </w:rPr>
+        <w:t xml:space="preserve"> → </w:t>
+      </w:r>
+      <w:r>
+        <w:rPr>
+          <w:b/>
+        </w:rPr>
+        <w:t>Output</w:t>
+      </w:r>
+    </w:p>
+    <w:p>
+      <w:pPr>
+        <w:spacing w:line="336" w:lineRule="auto" w:after="180"/>
+      </w:pPr>
+      <w:r>
+        <w:rPr>
+          <w:b w:val="0"/>
+        </w:rPr>
         <w:t>Trace the information. At each stage, ask what changed and how you could test it.</w:t>
       </w:r>
     </w:p>
@@ -445,7 +1002,13 @@
       </w:r>
     </w:p>
     <w:p>
-      <w:r>
+      <w:pPr>
+        <w:spacing w:line="336" w:lineRule="auto" w:after="180"/>
+      </w:pPr>
+      <w:r>
+        <w:rPr>
+          <w:b w:val="0"/>
+        </w:rPr>
         <w:t>↓</w:t>
       </w:r>
     </w:p>
@@ -486,7 +1049,13 @@
       </w:r>
     </w:p>
     <w:p>
-      <w:r>
+      <w:pPr>
+        <w:spacing w:line="336" w:lineRule="auto" w:after="180"/>
+      </w:pPr>
+      <w:r>
+        <w:rPr>
+          <w:b w:val="0"/>
+        </w:rPr>
         <w:t>↓</w:t>
       </w:r>
     </w:p>
@@ -527,7 +1096,13 @@
       </w:r>
     </w:p>
     <w:p>
-      <w:r>
+      <w:pPr>
+        <w:spacing w:line="336" w:lineRule="auto" w:after="180"/>
+      </w:pPr>
+      <w:r>
+        <w:rPr>
+          <w:b w:val="0"/>
+        </w:rPr>
         <w:t>Which stage could fail even when the other two are correct? Explain:</w:t>
       </w:r>
     </w:p>
@@ -729,13 +1304,143 @@
       </w:r>
     </w:p>
     <w:p>
-      <w:r>
-        <w:t>For every record, first check that a height is present and its stated unit is cm. Then check that it is a whole number from 1 through 10. If any check fails, record no prediction and the reason, then stop processing that record. Do not continue into the threshold comparison.</w:t>
-      </w:r>
-    </w:p>
-    <w:p>
-      <w:r>
-        <w:t>If all checks pass, compare the height with 6. At least 6 gives the prediction tall; otherwise give short. Record the original input, model version Tower1 and the prediction. For a rejected record, record the original input, Tower1, no prediction and a reason. Tower1 identifies the intended model even when its threshold was not used.</w:t>
+      <w:pPr>
+        <w:spacing w:line="336" w:lineRule="auto" w:after="180"/>
+      </w:pPr>
+      <w:r>
+        <w:rPr>
+          <w:b w:val="0"/>
+        </w:rPr>
+        <w:t>For every record, first check that a height is present and its stated unit is cm. Then check that it is a whole number from 1 through 10.</w:t>
+      </w:r>
+    </w:p>
+    <w:p>
+      <w:pPr>
+        <w:spacing w:line="336" w:lineRule="auto" w:after="180"/>
+      </w:pPr>
+      <w:r>
+        <w:rPr>
+          <w:b w:val="0"/>
+        </w:rPr>
+        <w:t xml:space="preserve">If any check fails, record </w:t>
+      </w:r>
+      <w:r>
+        <w:rPr>
+          <w:b/>
+        </w:rPr>
+        <w:t>no prediction</w:t>
+      </w:r>
+      <w:r>
+        <w:rPr>
+          <w:b w:val="0"/>
+        </w:rPr>
+        <w:t xml:space="preserve"> and the reason, then stop </w:t>
+      </w:r>
+      <w:r>
+        <w:rPr>
+          <w:b/>
+        </w:rPr>
+        <w:t>process</w:t>
+      </w:r>
+      <w:r>
+        <w:rPr>
+          <w:b w:val="0"/>
+        </w:rPr>
+        <w:t>ing that record. Do not continue into the threshold comparison.</w:t>
+      </w:r>
+    </w:p>
+    <w:p>
+      <w:pPr>
+        <w:spacing w:line="336" w:lineRule="auto" w:after="180"/>
+      </w:pPr>
+      <w:r>
+        <w:rPr>
+          <w:b w:val="0"/>
+        </w:rPr>
+        <w:t xml:space="preserve">If all checks pass, compare the height with 6. At least 6 gives the </w:t>
+      </w:r>
+      <w:r>
+        <w:rPr>
+          <w:b/>
+        </w:rPr>
+        <w:t>prediction</w:t>
+      </w:r>
+      <w:r>
+        <w:rPr>
+          <w:b w:val="0"/>
+        </w:rPr>
+        <w:t xml:space="preserve"> tall; otherwise give short. Record the original </w:t>
+      </w:r>
+      <w:r>
+        <w:rPr>
+          <w:b/>
+        </w:rPr>
+        <w:t>input</w:t>
+      </w:r>
+      <w:r>
+        <w:rPr>
+          <w:b w:val="0"/>
+        </w:rPr>
+        <w:t xml:space="preserve">, </w:t>
+      </w:r>
+      <w:r>
+        <w:rPr>
+          <w:b/>
+        </w:rPr>
+        <w:t>model version</w:t>
+      </w:r>
+      <w:r>
+        <w:rPr>
+          <w:b w:val="0"/>
+        </w:rPr>
+        <w:t xml:space="preserve"> Tower1 and the </w:t>
+      </w:r>
+      <w:r>
+        <w:rPr>
+          <w:b/>
+        </w:rPr>
+        <w:t>prediction</w:t>
+      </w:r>
+      <w:r>
+        <w:rPr>
+          <w:b w:val="0"/>
+        </w:rPr>
+        <w:t>.</w:t>
+      </w:r>
+    </w:p>
+    <w:p>
+      <w:pPr>
+        <w:spacing w:line="336" w:lineRule="auto" w:after="180"/>
+      </w:pPr>
+      <w:r>
+        <w:rPr>
+          <w:b w:val="0"/>
+        </w:rPr>
+        <w:t xml:space="preserve">For a rejected record, record the original </w:t>
+      </w:r>
+      <w:r>
+        <w:rPr>
+          <w:b/>
+        </w:rPr>
+        <w:t>input</w:t>
+      </w:r>
+      <w:r>
+        <w:rPr>
+          <w:b w:val="0"/>
+        </w:rPr>
+        <w:t xml:space="preserve">, Tower1, </w:t>
+      </w:r>
+      <w:r>
+        <w:rPr>
+          <w:b/>
+        </w:rPr>
+        <w:t>no prediction</w:t>
+      </w:r>
+      <w:r>
+        <w:rPr>
+          <w:b w:val="0"/>
+        </w:rPr>
+        <w:t xml:space="preserve"> and a reason. Tower1 identifies the intended model even when its threshold was not used.</w:t>
       </w:r>
     </w:p>
     <w:p>
@@ -747,8 +1452,26 @@
       </w:r>
     </w:p>
     <w:p>
-      <w:r>
-        <w:t>Point to the input, the deciding step and the result in this week’s visual. Explain the same step in ordinary words. A picture helps when you can say what each part represents.</w:t>
+      <w:pPr>
+        <w:spacing w:line="336" w:lineRule="auto" w:after="180"/>
+      </w:pPr>
+      <w:r>
+        <w:rPr>
+          <w:b w:val="0"/>
+        </w:rPr>
+        <w:t xml:space="preserve">Point to the </w:t>
+      </w:r>
+      <w:r>
+        <w:rPr>
+          <w:b/>
+        </w:rPr>
+        <w:t>input</w:t>
+      </w:r>
+      <w:r>
+        <w:rPr>
+          <w:b w:val="0"/>
+        </w:rPr>
+        <w:t>, the deciding step and the result in this week’s visual. Explain the same step in ordinary words. A picture helps when you can say what each part represents.</w:t>
       </w:r>
     </w:p>
     <w:p>
@@ -761,16 +1484,54 @@
     </w:p>
     <w:p>
       <w:r>
+        <w:t>Compare the supplied cases for Human Classifier Simulation. Identify the detail that changes the conclusion.</w:t>
+      </w:r>
+    </w:p>
+    <w:p>
+      <w:pPr>
+        <w:pStyle w:val="Heading3"/>
+      </w:pPr>
+      <w:r>
+        <w:t>The case to investigate</w:t>
+      </w:r>
+    </w:p>
+    <w:p>
+      <w:pPr>
+        <w:spacing w:line="336" w:lineRule="auto" w:after="180"/>
+        <w:shd w:fill="F1F6FC"/>
+      </w:pPr>
+      <w:r>
+        <w:rPr>
+          <w:b w:val="0"/>
+        </w:rPr>
         <w:t>CASE GALLERY</w:t>
       </w:r>
     </w:p>
     <w:p>
-      <w:r>
-        <w:t>Four Tests, Four Kinds of Evidence</w:t>
-      </w:r>
-    </w:p>
-    <w:p>
-      <w:r>
+      <w:pPr>
+        <w:spacing w:line="336" w:lineRule="auto" w:after="180"/>
+      </w:pPr>
+      <w:r>
+        <w:rPr>
+          <w:b w:val="0"/>
+        </w:rPr>
+        <w:t xml:space="preserve">Four Tests, Four Kinds of </w:t>
+      </w:r>
+      <w:r>
+        <w:rPr>
+          <w:b/>
+        </w:rPr>
+        <w:t>Evidence</w:t>
+      </w:r>
+    </w:p>
+    <w:p>
+      <w:pPr>
+        <w:spacing w:line="336" w:lineRule="auto" w:after="180"/>
+      </w:pPr>
+      <w:r>
+        <w:rPr>
+          <w:b w:val="0"/>
+        </w:rPr>
         <w:t>A system is not understood until it survives more than one comfortable example.</w:t>
       </w:r>
     </w:p>
@@ -847,8 +1608,59 @@
       </w:r>
     </w:p>
     <w:p>
-      <w:r>
-        <w:t>NORMAL CASE: predict and name evidence.     BOUNDARY CASE: predict and name evidence.</w:t>
+      <w:pPr>
+        <w:pStyle w:val="Heading3"/>
+      </w:pPr>
+      <w:r>
+        <w:t>The normal case</w:t>
+      </w:r>
+    </w:p>
+    <w:p>
+      <w:pPr>
+        <w:spacing w:line="336" w:lineRule="auto" w:after="180"/>
+        <w:shd w:fill="F1F6FC"/>
+      </w:pPr>
+      <w:r>
+        <w:rPr>
+          <w:b w:val="0"/>
+        </w:rPr>
+        <w:t xml:space="preserve">NORMAL CASE: predict and name </w:t>
+      </w:r>
+      <w:r>
+        <w:rPr>
+          <w:b/>
+        </w:rPr>
+        <w:t>evidence</w:t>
+      </w:r>
+      <w:r>
+        <w:rPr>
+          <w:b w:val="0"/>
+        </w:rPr>
+        <w:t xml:space="preserve">.     </w:t>
+      </w:r>
+      <w:r>
+        <w:rPr>
+          <w:b/>
+        </w:rPr>
+        <w:t>BOUNDARY</w:t>
+      </w:r>
+      <w:r>
+        <w:rPr>
+          <w:b w:val="0"/>
+        </w:rPr>
+        <w:t xml:space="preserve"> CASE: predict and name </w:t>
+      </w:r>
+      <w:r>
+        <w:rPr>
+          <w:b/>
+        </w:rPr>
+        <w:t>evidence</w:t>
+      </w:r>
+      <w:r>
+        <w:rPr>
+          <w:b w:val="0"/>
+        </w:rPr>
+        <w:t>.</w:t>
       </w:r>
     </w:p>
     <w:p>
@@ -924,12 +1736,58 @@
       </w:r>
     </w:p>
     <w:p>
-      <w:r>
-        <w:t>MISSING INFORMATION: predict and name evidence.     TRANSFER CASE: predict and name evidence.</w:t>
-      </w:r>
-    </w:p>
-    <w:p>
-      <w:r>
+      <w:pPr>
+        <w:pStyle w:val="Heading3"/>
+      </w:pPr>
+      <w:r>
+        <w:t>Check missing information</w:t>
+      </w:r>
+    </w:p>
+    <w:p>
+      <w:pPr>
+        <w:spacing w:line="336" w:lineRule="auto" w:after="180"/>
+        <w:shd w:fill="FFF5E6"/>
+      </w:pPr>
+      <w:r>
+        <w:rPr>
+          <w:b w:val="0"/>
+        </w:rPr>
+        <w:t xml:space="preserve">MISSING INFORMATION: predict and name </w:t>
+      </w:r>
+      <w:r>
+        <w:rPr>
+          <w:b/>
+        </w:rPr>
+        <w:t>evidence</w:t>
+      </w:r>
+      <w:r>
+        <w:rPr>
+          <w:b w:val="0"/>
+        </w:rPr>
+        <w:t xml:space="preserve">.     TRANSFER CASE: predict and name </w:t>
+      </w:r>
+      <w:r>
+        <w:rPr>
+          <w:b/>
+        </w:rPr>
+        <w:t>evidence</w:t>
+      </w:r>
+      <w:r>
+        <w:rPr>
+          <w:b w:val="0"/>
+        </w:rPr>
+        <w:t>.</w:t>
+      </w:r>
+    </w:p>
+    <w:p>
+      <w:pPr>
+        <w:spacing w:line="336" w:lineRule="auto" w:after="180"/>
+        <w:shd w:fill="F5F1FB"/>
+      </w:pPr>
+      <w:r>
+        <w:rPr>
+          <w:b w:val="0"/>
+        </w:rPr>
         <w:t>Which case is most likely to reveal a hidden assumption? Why?</w:t>
       </w:r>
     </w:p>
@@ -975,17 +1833,68 @@
       </w:r>
     </w:p>
     <w:p>
-      <w:r>
+      <w:pPr>
+        <w:pStyle w:val="Heading3"/>
+      </w:pPr>
+      <w:r>
+        <w:t>Change one thing</w:t>
+      </w:r>
+    </w:p>
+    <w:p>
+      <w:pPr>
+        <w:spacing w:line="336" w:lineRule="auto" w:after="180"/>
+        <w:shd w:fill="F5F1FB"/>
+      </w:pPr>
+      <w:r>
+        <w:rPr>
+          <w:b w:val="0"/>
+        </w:rPr>
         <w:t>Change: Supply M’s pages as 101.</w:t>
       </w:r>
     </w:p>
     <w:p>
-      <w:r>
-        <w:t>Prediction: M is now rejected rather than awaiting page review.</w:t>
-      </w:r>
-    </w:p>
-    <w:p>
-      <w:r>
+      <w:pPr>
+        <w:pStyle w:val="Heading3"/>
+      </w:pPr>
+      <w:r>
+        <w:t>Predicted result</w:t>
+      </w:r>
+    </w:p>
+    <w:p>
+      <w:pPr>
+        <w:spacing w:line="336" w:lineRule="auto" w:after="180"/>
+        <w:shd w:fill="F1F6FC"/>
+      </w:pPr>
+      <w:r>
+        <w:rPr>
+          <w:b/>
+        </w:rPr>
+        <w:t>Prediction</w:t>
+      </w:r>
+      <w:r>
+        <w:rPr>
+          <w:b w:val="0"/>
+        </w:rPr>
+        <w:t>: M is now rejected rather than awaiting page review.</w:t>
+      </w:r>
+    </w:p>
+    <w:p>
+      <w:pPr>
+        <w:pStyle w:val="Heading3"/>
+      </w:pPr>
+      <w:r>
+        <w:t>Why the result follows</w:t>
+      </w:r>
+    </w:p>
+    <w:p>
+      <w:pPr>
+        <w:spacing w:line="336" w:lineRule="auto" w:after="180"/>
+        <w:shd w:fill="F1F6FC"/>
+      </w:pPr>
+      <w:r>
+        <w:rPr>
+          <w:b w:val="0"/>
+        </w:rPr>
         <w:t>Reason: The required field is known but fails the maximum-length condition.</w:t>
       </w:r>
     </w:p>
@@ -999,16 +1908,39 @@
     </w:p>
     <w:p>
       <w:r>
+        <w:t>Use the vocabulary of Human Classifier Simulation to explain a concrete decision, rather than only memorising definitions.</w:t>
+      </w:r>
+    </w:p>
+    <w:p>
+      <w:pPr>
+        <w:spacing w:line="336" w:lineRule="auto" w:after="180"/>
+      </w:pPr>
+      <w:r>
+        <w:rPr>
+          <w:b/>
+        </w:rPr>
         <w:t>VOCABULARY LAB</w:t>
       </w:r>
     </w:p>
     <w:p>
-      <w:r>
+      <w:pPr>
+        <w:spacing w:line="336" w:lineRule="auto" w:after="180"/>
+      </w:pPr>
+      <w:r>
+        <w:rPr>
+          <w:b w:val="0"/>
+        </w:rPr>
         <w:t>Words You Can Use to Reason</w:t>
       </w:r>
     </w:p>
     <w:p>
-      <w:r>
+      <w:pPr>
+        <w:spacing w:line="336" w:lineRule="auto" w:after="180"/>
+      </w:pPr>
+      <w:r>
+        <w:rPr>
+          <w:b w:val="0"/>
+        </w:rPr>
         <w:t>A definition matters when you can recognize the idea, use it, and contrast it with a near-miss.</w:t>
       </w:r>
     </w:p>
@@ -1465,17 +2397,58 @@
     </w:p>
     <w:p>
       <w:r>
-        <w:t>WORKED EVIDENCE</w:t>
-      </w:r>
-    </w:p>
-    <w:p>
-      <w:r>
+        <w:t>Follow the worked trace for Human Classifier Simulation, predict a step, then compare with its explanation.</w:t>
+      </w:r>
+    </w:p>
+    <w:p>
+      <w:pPr>
+        <w:spacing w:line="336" w:lineRule="auto" w:after="180"/>
+      </w:pPr>
+      <w:r>
+        <w:rPr>
+          <w:b/>
+        </w:rPr>
+        <w:t xml:space="preserve">WORKED </w:t>
+      </w:r>
+      <w:r>
+        <w:rPr>
+          <w:b/>
+        </w:rPr>
+        <w:t>EVIDENCE</w:t>
+      </w:r>
+    </w:p>
+    <w:p>
+      <w:pPr>
+        <w:spacing w:line="336" w:lineRule="auto" w:after="180"/>
+      </w:pPr>
+      <w:r>
+        <w:rPr>
+          <w:b w:val="0"/>
+        </w:rPr>
         <w:t>Reason Step by Step</w:t>
       </w:r>
     </w:p>
     <w:p>
-      <w:r>
-        <w:t>Predict first. Then check each step. A correct answer without visible reasoning is incomplete evidence.</w:t>
+      <w:pPr>
+        <w:spacing w:line="336" w:lineRule="auto" w:after="180"/>
+      </w:pPr>
+      <w:r>
+        <w:rPr>
+          <w:b w:val="0"/>
+        </w:rPr>
+        <w:t xml:space="preserve">Predict first. Then check each step. A correct answer without visible reasoning is incomplete </w:t>
+      </w:r>
+      <w:r>
+        <w:rPr>
+          <w:b/>
+        </w:rPr>
+        <w:t>evidence</w:t>
+      </w:r>
+      <w:r>
+        <w:rPr>
+          <w:b w:val="0"/>
+        </w:rPr>
+        <w:t>.</w:t>
       </w:r>
     </w:p>
     <w:p>
@@ -1515,27 +2488,85 @@
       </w:r>
     </w:p>
     <w:p>
-      <w:r>
+      <w:pPr>
+        <w:spacing w:line="336" w:lineRule="auto" w:after="180"/>
+        <w:shd w:fill="F4F9FC"/>
+      </w:pPr>
+      <w:r>
+        <w:rPr>
+          <w:b w:val="0"/>
+        </w:rPr>
         <w:t>1. Examples suggest: striped AND small → glim.</w:t>
       </w:r>
     </w:p>
     <w:p>
-      <w:r>
-        <w:t>2. Learners infer a boundary from labeled cards.</w:t>
-      </w:r>
-    </w:p>
-    <w:p>
-      <w:r>
+      <w:pPr>
+        <w:spacing w:line="336" w:lineRule="auto" w:after="180"/>
+        <w:shd w:fill="F4F9FC"/>
+      </w:pPr>
+      <w:r>
+        <w:rPr>
+          <w:b w:val="0"/>
+        </w:rPr>
+        <w:t xml:space="preserve">2. Learners infer a </w:t>
+      </w:r>
+      <w:r>
+        <w:rPr>
+          <w:b/>
+        </w:rPr>
+        <w:t>boundary</w:t>
+      </w:r>
+      <w:r>
+        <w:rPr>
+          <w:b w:val="0"/>
+        </w:rPr>
+        <w:t xml:space="preserve"> from labeled cards.</w:t>
+      </w:r>
+    </w:p>
+    <w:p>
+      <w:pPr>
+        <w:spacing w:line="336" w:lineRule="auto" w:after="180"/>
+        <w:shd w:fill="F4F9FC"/>
+      </w:pPr>
+      <w:r>
+        <w:rPr>
+          <w:b w:val="0"/>
+        </w:rPr>
         <w:t>3. New case: striped, small creature → predict glim.</w:t>
       </w:r>
     </w:p>
     <w:p>
-      <w:r>
-        <w:t>4. Different inferred rules may match training yet disagree on a new case.</w:t>
-      </w:r>
-    </w:p>
-    <w:p>
-      <w:r>
+      <w:pPr>
+        <w:spacing w:line="336" w:lineRule="auto" w:after="180"/>
+        <w:shd w:fill="F4F9FC"/>
+      </w:pPr>
+      <w:r>
+        <w:rPr>
+          <w:b w:val="0"/>
+        </w:rPr>
+        <w:t xml:space="preserve">4. Different inferred rules may match </w:t>
+      </w:r>
+      <w:r>
+        <w:rPr>
+          <w:b/>
+        </w:rPr>
+        <w:t>training</w:t>
+      </w:r>
+      <w:r>
+        <w:rPr>
+          <w:b w:val="0"/>
+        </w:rPr>
+        <w:t xml:space="preserve"> yet disagree on a new case.</w:t>
+      </w:r>
+    </w:p>
+    <w:p>
+      <w:pPr>
+        <w:spacing w:line="336" w:lineRule="auto" w:after="180"/>
+      </w:pPr>
+      <w:r>
+        <w:rPr>
+          <w:b w:val="0"/>
+        </w:rPr>
         <w:t>Recalculate, retrace, or restate the reasoning in your own representation:</w:t>
       </w:r>
     </w:p>
@@ -1573,8 +2604,27 @@
       </w:r>
     </w:p>
     <w:p>
-      <w:r>
-        <w:t>CHECK  Did the evidence answer the exact question? Did the total, path, or source record stay consistent?</w:t>
+      <w:pPr>
+        <w:spacing w:line="336" w:lineRule="auto" w:after="180"/>
+        <w:shd w:fill="F5F1FB"/>
+      </w:pPr>
+      <w:r>
+        <w:rPr>
+          <w:b w:val="0"/>
+        </w:rPr>
+        <w:t xml:space="preserve">CHECK  Did the </w:t>
+      </w:r>
+      <w:r>
+        <w:rPr>
+          <w:b/>
+        </w:rPr>
+        <w:t>evidence</w:t>
+      </w:r>
+      <w:r>
+        <w:rPr>
+          <w:b w:val="0"/>
+        </w:rPr>
+        <w:t xml:space="preserve"> answer the exact question? Did the total, path, or source record stay consistent?</w:t>
       </w:r>
     </w:p>
     <w:p>
@@ -1825,13 +2875,109 @@
       </w:tr>
     </w:tbl>
     <w:p>
-      <w:r>
-        <w:t>A valid 9 cm input receives a tall prediction, but the input check does not establish that the prediction matches its comparison label. Validation checks the contract. Evaluation checks predictions against appropriate evidence. Keep these questions separate.</w:t>
-      </w:r>
-    </w:p>
-    <w:p>
-      <w:r>
-        <w:t>Sixty millimetres equals six centimetres, but this version accepts cm records only. It does not contain a conversion step. Ask for a correctly recorded cm measurement or deliberately design and check a conversion step in a new version. Do not silently treat the digits 60 as centimetres. A missing height must not become an invented zero either.</w:t>
+      <w:pPr>
+        <w:spacing w:line="336" w:lineRule="auto" w:after="180"/>
+      </w:pPr>
+      <w:r>
+        <w:rPr>
+          <w:b w:val="0"/>
+        </w:rPr>
+        <w:t xml:space="preserve">A valid 9 cm </w:t>
+      </w:r>
+      <w:r>
+        <w:rPr>
+          <w:b/>
+        </w:rPr>
+        <w:t>input</w:t>
+      </w:r>
+      <w:r>
+        <w:rPr>
+          <w:b w:val="0"/>
+        </w:rPr>
+        <w:t xml:space="preserve"> receives a tall </w:t>
+      </w:r>
+      <w:r>
+        <w:rPr>
+          <w:b/>
+        </w:rPr>
+        <w:t>prediction</w:t>
+      </w:r>
+      <w:r>
+        <w:rPr>
+          <w:b w:val="0"/>
+        </w:rPr>
+        <w:t xml:space="preserve">, but the </w:t>
+      </w:r>
+      <w:r>
+        <w:rPr>
+          <w:b/>
+        </w:rPr>
+        <w:t>input</w:t>
+      </w:r>
+      <w:r>
+        <w:rPr>
+          <w:b w:val="0"/>
+        </w:rPr>
+        <w:t xml:space="preserve"> check does not establish that the </w:t>
+      </w:r>
+      <w:r>
+        <w:rPr>
+          <w:b/>
+        </w:rPr>
+        <w:t>prediction</w:t>
+      </w:r>
+      <w:r>
+        <w:rPr>
+          <w:b w:val="0"/>
+        </w:rPr>
+        <w:t xml:space="preserve"> matches its comparison label. </w:t>
+      </w:r>
+      <w:r>
+        <w:rPr>
+          <w:b/>
+        </w:rPr>
+        <w:t>Validation</w:t>
+      </w:r>
+      <w:r>
+        <w:rPr>
+          <w:b w:val="0"/>
+        </w:rPr>
+        <w:t xml:space="preserve"> checks the contract.</w:t>
+      </w:r>
+    </w:p>
+    <w:p>
+      <w:pPr>
+        <w:spacing w:line="336" w:lineRule="auto" w:after="180"/>
+      </w:pPr>
+      <w:r>
+        <w:rPr>
+          <w:b w:val="0"/>
+        </w:rPr>
+        <w:t xml:space="preserve">Evaluation checks </w:t>
+      </w:r>
+      <w:r>
+        <w:rPr>
+          <w:b/>
+        </w:rPr>
+        <w:t>prediction</w:t>
+      </w:r>
+      <w:r>
+        <w:rPr>
+          <w:b w:val="0"/>
+        </w:rPr>
+        <w:t xml:space="preserve">s against appropriate </w:t>
+      </w:r>
+      <w:r>
+        <w:rPr>
+          <w:b/>
+        </w:rPr>
+        <w:t>evidence</w:t>
+      </w:r>
+      <w:r>
+        <w:rPr>
+          <w:b w:val="0"/>
+        </w:rPr>
+        <w:t>. Keep these questions separate.</w:t>
       </w:r>
     </w:p>
     <w:p>
@@ -1839,11 +2985,49 @@
         <w:pStyle w:val="Heading3"/>
       </w:pPr>
       <w:r>
+        <w:t>Worked explanation · Human Classifier Simulation</w:t>
+      </w:r>
+    </w:p>
+    <w:p>
+      <w:pPr>
+        <w:spacing w:line="336" w:lineRule="auto" w:after="180"/>
+        <w:shd w:fill="F1F6FC"/>
+      </w:pPr>
+      <w:r>
+        <w:rPr>
+          <w:b w:val="0"/>
+        </w:rPr>
+        <w:t>Sixty millimetres equals six centimetres, but this version accepts cm records only. It does not contain a conversion step.</w:t>
+      </w:r>
+    </w:p>
+    <w:p>
+      <w:pPr>
+        <w:spacing w:line="336" w:lineRule="auto" w:after="180"/>
+        <w:shd w:fill="F1F6FC"/>
+      </w:pPr>
+      <w:r>
+        <w:rPr>
+          <w:b w:val="0"/>
+        </w:rPr>
+        <w:t>Ask for a correctly recorded cm measurement or deliberately design and check a conversion step in a new version. Do not silently treat the digits 60 as centimetres. A missing height must not become an invented zero either.</w:t>
+      </w:r>
+    </w:p>
+    <w:p>
+      <w:pPr>
+        <w:pStyle w:val="Heading3"/>
+      </w:pPr>
+      <w:r>
         <w:t>Learn from the worked case</w:t>
       </w:r>
     </w:p>
     <w:p>
-      <w:r>
+      <w:pPr>
+        <w:spacing w:line="336" w:lineRule="auto" w:after="180"/>
+      </w:pPr>
+      <w:r>
+        <w:rPr>
+          <w:b w:val="0"/>
+        </w:rPr>
         <w:t>Cover the result before checking it. Say what is given, choose the procedure, and follow one step at a time. Then uncover the result and explain your first mismatch. Ask why a step is allowed, not only what number it produces.</w:t>
       </w:r>
     </w:p>
@@ -1856,7 +3040,13 @@
       </w:r>
     </w:p>
     <w:p>
-      <w:r>
+      <w:pPr>
+        <w:spacing w:line="336" w:lineRule="auto" w:after="180"/>
+      </w:pPr>
+      <w:r>
+        <w:rPr>
+          <w:b w:val="0"/>
+        </w:rPr>
         <w:t>A fictional librarian wants illustrated mystery books with at most 100 pages.</w:t>
       </w:r>
     </w:p>
@@ -1869,12 +3059,48 @@
       </w:r>
     </w:p>
     <w:p>
-      <w:r>
-        <w:t>Written rule: choose only genre mystery AND illustrated True AND pages&lt;=100.</w:t>
-      </w:r>
-    </w:p>
-    <w:p>
-      <w:r>
+      <w:pPr>
+        <w:pStyle w:val="Heading3"/>
+      </w:pPr>
+      <w:r>
+        <w:t>Supplied facts</w:t>
+      </w:r>
+    </w:p>
+    <w:p>
+      <w:pPr>
+        <w:spacing w:line="336" w:lineRule="auto" w:after="180"/>
+        <w:shd w:fill="F1F6FC"/>
+      </w:pPr>
+      <w:r>
+        <w:rPr>
+          <w:b/>
+        </w:rPr>
+        <w:t>Written rule</w:t>
+      </w:r>
+      <w:r>
+        <w:rPr>
+          <w:b w:val="0"/>
+        </w:rPr>
+        <w:t>: choose only genre mystery AND illustrated True AND pages&lt;=100.</w:t>
+      </w:r>
+    </w:p>
+    <w:p>
+      <w:pPr>
+        <w:pStyle w:val="Heading3"/>
+      </w:pPr>
+      <w:r>
+        <w:t>Supplied facts</w:t>
+      </w:r>
+    </w:p>
+    <w:p>
+      <w:pPr>
+        <w:spacing w:line="336" w:lineRule="auto" w:after="180"/>
+        <w:shd w:fill="F1F6FC"/>
+      </w:pPr>
+      <w:r>
+        <w:rPr>
+          <w:b w:val="0"/>
+        </w:rPr>
         <w:t>Rows J=(mystery,True,100), K=(mystery,False,90), L=(science,True,80), M=(mystery,True,blank). Missing required fields request review.</w:t>
       </w:r>
     </w:p>
@@ -2060,30 +3286,102 @@
       </w:r>
     </w:p>
     <w:p>
-      <w:r>
-        <w:t>This human simulation lets students inspect every decision without needing a trained model. Equality matters at 100. Known failures give reasons for rejection; M lacks enough information for the page check. The order should not turn blank into zero or quietly ignore a required field.</w:t>
-      </w:r>
-    </w:p>
-    <w:p>
       <w:pPr>
         <w:pStyle w:val="Heading3"/>
       </w:pPr>
       <w:r>
+        <w:t>Why the result follows</w:t>
+      </w:r>
+    </w:p>
+    <w:p>
+      <w:pPr>
+        <w:spacing w:line="336" w:lineRule="auto" w:after="180"/>
+        <w:shd w:fill="F1F6FC"/>
+      </w:pPr>
+      <w:r>
+        <w:rPr>
+          <w:b w:val="0"/>
+        </w:rPr>
+        <w:t>This human simulation lets students inspect every decision without needing a trained model. Equality matters at 100. Known failures give reasons for rejection; M lacks enough information for the page check.</w:t>
+      </w:r>
+    </w:p>
+    <w:p>
+      <w:pPr>
+        <w:spacing w:line="336" w:lineRule="auto" w:after="180"/>
+        <w:shd w:fill="F1F6FC"/>
+      </w:pPr>
+      <w:r>
+        <w:rPr>
+          <w:b w:val="0"/>
+        </w:rPr>
+        <w:t>The order should not turn blank into zero or quietly ignore a required field.</w:t>
+      </w:r>
+    </w:p>
+    <w:p>
+      <w:pPr>
+        <w:pStyle w:val="Heading3"/>
+      </w:pPr>
+      <w:r>
         <w:t>What this example does not establish</w:t>
       </w:r>
     </w:p>
     <w:p>
-      <w:r>
+      <w:pPr>
+        <w:pStyle w:val="Heading3"/>
+      </w:pPr>
+      <w:r>
+        <w:t>Keep the stated limit</w:t>
+      </w:r>
+    </w:p>
+    <w:p>
+      <w:pPr>
+        <w:spacing w:line="336" w:lineRule="auto" w:after="180"/>
+        <w:shd w:fill="FFF5E6"/>
+      </w:pPr>
+      <w:r>
+        <w:rPr>
+          <w:b w:val="0"/>
+        </w:rPr>
         <w:t>This declared rule checks eligibility, not whether an eligible book will actually be enjoyed.</w:t>
       </w:r>
     </w:p>
     <w:p>
-      <w:r>
+      <w:pPr>
+        <w:pStyle w:val="Heading3"/>
+      </w:pPr>
+      <w:r>
+        <w:t>Keep the stated limit</w:t>
+      </w:r>
+    </w:p>
+    <w:p>
+      <w:pPr>
+        <w:spacing w:line="336" w:lineRule="auto" w:after="180"/>
+        <w:shd w:fill="FFF5E6"/>
+      </w:pPr>
+      <w:r>
+        <w:rPr>
+          <w:b w:val="0"/>
+        </w:rPr>
         <w:t>Read the labelled picture: Why are J and M initially treated differently even though both are illustrated mysteries?</w:t>
       </w:r>
     </w:p>
     <w:p>
-      <w:r>
+      <w:pPr>
+        <w:pStyle w:val="Heading3"/>
+      </w:pPr>
+      <w:r>
+        <w:t>Keep the stated limit</w:t>
+      </w:r>
+    </w:p>
+    <w:p>
+      <w:pPr>
+        <w:spacing w:line="336" w:lineRule="auto" w:after="180"/>
+        <w:shd w:fill="FFF5E6"/>
+      </w:pPr>
+      <w:r>
+        <w:rPr>
+          <w:b w:val="0"/>
+        </w:rPr>
         <w:t>Change one thing: Supply M’s pages as 101. Predict the result before checking the explanation. What remains the same?</w:t>
       </w:r>
     </w:p>
@@ -2097,17 +3395,61 @@
     </w:p>
     <w:p>
       <w:r>
+        <w:t>Find the unsupported step in the Human Classifier Simulation claim and explain a repair using the supplied evidence.</w:t>
+      </w:r>
+    </w:p>
+    <w:p>
+      <w:pPr>
+        <w:pStyle w:val="Heading3"/>
+      </w:pPr>
+      <w:r>
+        <w:t>Find the first error</w:t>
+      </w:r>
+    </w:p>
+    <w:p>
+      <w:pPr>
+        <w:spacing w:line="336" w:lineRule="auto" w:after="180"/>
+        <w:shd w:fill="FFF5E6"/>
+      </w:pPr>
+      <w:r>
+        <w:rPr>
+          <w:b w:val="0"/>
+        </w:rPr>
         <w:t>ERROR DETECTIVE</w:t>
       </w:r>
     </w:p>
     <w:p>
-      <w:r>
+      <w:pPr>
+        <w:spacing w:line="336" w:lineRule="auto" w:after="180"/>
+      </w:pPr>
+      <w:r>
+        <w:rPr>
+          <w:b w:val="0"/>
+        </w:rPr>
         <w:t>Compare → Diagnose → Repair</w:t>
       </w:r>
     </w:p>
     <w:p>
-      <w:r>
-        <w:t>Do not patch the answer. Find the earliest unsupported assumption, wrong step, or weak evidence.</w:t>
+      <w:pPr>
+        <w:spacing w:line="336" w:lineRule="auto" w:after="180"/>
+      </w:pPr>
+      <w:r>
+        <w:rPr>
+          <w:b w:val="0"/>
+        </w:rPr>
+        <w:t xml:space="preserve">Do not patch the answer. Find the earliest unsupported assumption, wrong step, or weak </w:t>
+      </w:r>
+      <w:r>
+        <w:rPr>
+          <w:b/>
+        </w:rPr>
+        <w:t>evidence</w:t>
+      </w:r>
+      <w:r>
+        <w:rPr>
+          <w:b w:val="0"/>
+        </w:rPr>
+        <w:t>.</w:t>
       </w:r>
     </w:p>
     <w:p>
@@ -2357,7 +3699,14 @@
       </w:tr>
     </w:tbl>
     <w:p>
-      <w:r>
+      <w:pPr>
+        <w:spacing w:line="336" w:lineRule="auto" w:after="180"/>
+        <w:shd w:fill="F5F1FB"/>
+      </w:pPr>
+      <w:r>
+        <w:rPr>
+          <w:b w:val="0"/>
+        </w:rPr>
         <w:t>Repair one cause. Why is this repair better than changing several things?</w:t>
       </w:r>
     </w:p>
@@ -2403,20 +3752,130 @@
       </w:r>
     </w:p>
     <w:p>
-      <w:r>
-        <w:t>The classifier reports a prediction or no prediction. It does not decide what a person must do with a tower. A separate classroom procedure might ask someone to remeasure a rejected input or compare a prediction with a recorded label. Write that action separately from the predicted category.</w:t>
-      </w:r>
-    </w:p>
-    <w:p>
-      <w:r>
-        <w:t>No prediction is not a third tower size. It records that this procedure did not assign short or tall. Count and investigate such records when evaluating the whole system; hiding them could make a system look more useful than it is.</w:t>
-      </w:r>
-    </w:p>
-    <w:p>
       <w:pPr>
         <w:pStyle w:val="Heading3"/>
       </w:pPr>
       <w:r>
+        <w:t>Check the claim against the facts</w:t>
+      </w:r>
+    </w:p>
+    <w:p>
+      <w:pPr>
+        <w:spacing w:line="336" w:lineRule="auto" w:after="180"/>
+        <w:shd w:fill="FFF5E6"/>
+      </w:pPr>
+      <w:r>
+        <w:rPr>
+          <w:b w:val="0"/>
+        </w:rPr>
+        <w:t xml:space="preserve">The </w:t>
+      </w:r>
+      <w:r>
+        <w:rPr>
+          <w:b/>
+        </w:rPr>
+        <w:t>classifier</w:t>
+      </w:r>
+      <w:r>
+        <w:rPr>
+          <w:b w:val="0"/>
+        </w:rPr>
+        <w:t xml:space="preserve"> reports a </w:t>
+      </w:r>
+      <w:r>
+        <w:rPr>
+          <w:b/>
+        </w:rPr>
+        <w:t>prediction</w:t>
+      </w:r>
+      <w:r>
+        <w:rPr>
+          <w:b w:val="0"/>
+        </w:rPr>
+        <w:t xml:space="preserve"> or </w:t>
+      </w:r>
+      <w:r>
+        <w:rPr>
+          <w:b/>
+        </w:rPr>
+        <w:t>no prediction</w:t>
+      </w:r>
+      <w:r>
+        <w:rPr>
+          <w:b w:val="0"/>
+        </w:rPr>
+        <w:t>. It does not decide what a person must do with a tower.</w:t>
+      </w:r>
+    </w:p>
+    <w:p>
+      <w:pPr>
+        <w:spacing w:line="336" w:lineRule="auto" w:after="180"/>
+        <w:shd w:fill="FFF5E6"/>
+      </w:pPr>
+      <w:r>
+        <w:rPr>
+          <w:b w:val="0"/>
+        </w:rPr>
+        <w:t xml:space="preserve">A separate classroom procedure might ask someone to remeasure a rejected </w:t>
+      </w:r>
+      <w:r>
+        <w:rPr>
+          <w:b/>
+        </w:rPr>
+        <w:t>input</w:t>
+      </w:r>
+      <w:r>
+        <w:rPr>
+          <w:b w:val="0"/>
+        </w:rPr>
+        <w:t xml:space="preserve"> or compare a </w:t>
+      </w:r>
+      <w:r>
+        <w:rPr>
+          <w:b/>
+        </w:rPr>
+        <w:t>prediction</w:t>
+      </w:r>
+      <w:r>
+        <w:rPr>
+          <w:b w:val="0"/>
+        </w:rPr>
+        <w:t xml:space="preserve"> with a recorded label. Write that action separately from the predicted category.</w:t>
+      </w:r>
+    </w:p>
+    <w:p>
+      <w:pPr>
+        <w:spacing w:line="336" w:lineRule="auto" w:after="180"/>
+      </w:pPr>
+      <w:r>
+        <w:rPr>
+          <w:b/>
+        </w:rPr>
+        <w:t>No prediction</w:t>
+      </w:r>
+      <w:r>
+        <w:rPr>
+          <w:b w:val="0"/>
+        </w:rPr>
+        <w:t xml:space="preserve"> is not a third tower size. It records that this procedure did not assign short or tall.</w:t>
+      </w:r>
+    </w:p>
+    <w:p>
+      <w:pPr>
+        <w:spacing w:line="336" w:lineRule="auto" w:after="180"/>
+      </w:pPr>
+      <w:r>
+        <w:rPr>
+          <w:b w:val="0"/>
+        </w:rPr>
+        <w:t>Count and investigate such records when evaluating the whole system; hiding them could make a system look more useful than it is.</w:t>
+      </w:r>
+    </w:p>
+    <w:p>
+      <w:pPr>
+        <w:pStyle w:val="Heading3"/>
+      </w:pPr>
+      <w:r>
         <w:t>A classifier accepts 9 cm and predicts tall. A learner says the input passed, so the label is definitely right. Correct the claim. Then explain why reporting short for a blank height would violate the Tower1 procedure</w:t>
       </w:r>
     </w:p>
@@ -2450,16 +3909,39 @@
     </w:p>
     <w:p>
       <w:r>
+        <w:t>Practise Human Classifier Simulation with support, then explain the deciding step in your own words.</w:t>
+      </w:r>
+    </w:p>
+    <w:p>
+      <w:pPr>
+        <w:spacing w:line="336" w:lineRule="auto" w:after="180"/>
+      </w:pPr>
+      <w:r>
+        <w:rPr>
+          <w:b/>
+        </w:rPr>
         <w:t>LOGIC STUDIO</w:t>
       </w:r>
     </w:p>
     <w:p>
-      <w:r>
+      <w:pPr>
+        <w:spacing w:line="336" w:lineRule="auto" w:after="180"/>
+      </w:pPr>
+      <w:r>
+        <w:rPr>
+          <w:b w:val="0"/>
+        </w:rPr>
         <w:t>Trace Before You Run</w:t>
       </w:r>
     </w:p>
     <w:p>
-      <w:r>
+      <w:pPr>
+        <w:spacing w:line="336" w:lineRule="auto" w:after="180"/>
+      </w:pPr>
+      <w:r>
+        <w:rPr>
+          <w:b w:val="0"/>
+        </w:rPr>
         <w:t>Block code, pseudocode, tables, and diagrams are different ways to expose the same reasoning.</w:t>
       </w:r>
     </w:p>
@@ -2500,12 +3982,42 @@
       </w:r>
     </w:p>
     <w:p>
-      <w:r>
-        <w:t>SET evidence_record</w:t>
+      <w:pPr>
+        <w:spacing w:line="336" w:lineRule="auto" w:after="180"/>
+      </w:pPr>
+      <w:r>
+        <w:rPr>
+          <w:b w:val="0"/>
+        </w:rPr>
+        <w:t xml:space="preserve">SET </w:t>
+      </w:r>
+      <w:r>
+        <w:rPr>
+          <w:b/>
+        </w:rPr>
+        <w:t>evidence</w:t>
+      </w:r>
+      <w:r>
+        <w:rPr>
+          <w:b w:val="0"/>
+        </w:rPr>
+        <w:t>_record</w:t>
         <w:br/>
         <w:t>PREDICT expected_result</w:t>
         <w:br/>
-        <w:t>RUN one normal case and one boundary case</w:t>
+        <w:t xml:space="preserve">RUN one normal case and one </w:t>
+      </w:r>
+      <w:r>
+        <w:rPr>
+          <w:b/>
+        </w:rPr>
+        <w:t>boundary</w:t>
+      </w:r>
+      <w:r>
+        <w:rPr>
+          <w:b w:val="0"/>
+        </w:rPr>
+        <w:t xml:space="preserve"> case</w:t>
         <w:br/>
         <w:t>COMPARE actual_result with expected_result</w:t>
         <w:br/>
@@ -2515,8 +4027,27 @@
       </w:r>
     </w:p>
     <w:p>
-      <w:r>
-        <w:t>Trace one input. Which line changes the state or chooses a path?</w:t>
+      <w:pPr>
+        <w:spacing w:line="336" w:lineRule="auto" w:after="180"/>
+        <w:shd w:fill="F5F1FB"/>
+      </w:pPr>
+      <w:r>
+        <w:rPr>
+          <w:b w:val="0"/>
+        </w:rPr>
+        <w:t xml:space="preserve">Trace one </w:t>
+      </w:r>
+      <w:r>
+        <w:rPr>
+          <w:b/>
+        </w:rPr>
+        <w:t>input</w:t>
+      </w:r>
+      <w:r>
+        <w:rPr>
+          <w:b w:val="0"/>
+        </w:rPr>
+        <w:t>. Which line changes the state or chooses a path?</w:t>
       </w:r>
     </w:p>
     <w:p>
@@ -2561,8 +4092,25 @@
       </w:r>
     </w:p>
     <w:p>
-      <w:r>
-        <w:t>Write the procedure as numbered steps or connected boxes with labelled branches. Give it to a partner who follows only what you wrote. The partner should record each check and stop point, including equality at the threshold and at both accepted range endpoints.</w:t>
+      <w:pPr>
+        <w:spacing w:line="336" w:lineRule="auto" w:after="180"/>
+      </w:pPr>
+      <w:r>
+        <w:rPr>
+          <w:b w:val="0"/>
+        </w:rPr>
+        <w:t>Write the procedure as numbered steps or connected boxes with labelled branches. Give it to a partner who follows only what you wrote.</w:t>
+      </w:r>
+    </w:p>
+    <w:p>
+      <w:pPr>
+        <w:spacing w:line="336" w:lineRule="auto" w:after="180"/>
+      </w:pPr>
+      <w:r>
+        <w:rPr>
+          <w:b w:val="0"/>
+        </w:rPr>
+        <w:t>The partner should record each check and stop point, including equality at the threshold and at both accepted range endpoints.</w:t>
       </w:r>
     </w:p>
     <w:p>
@@ -2609,8 +4157,25 @@
       </w:r>
     </w:p>
     <w:p>
-      <w:r>
-        <w:t>A partner finding an unclear branch gives useful design feedback. Revise the instruction and retrace the affected examples. Keep the model name and threshold visible so a change to the fitted rule is not confused with a correction to an instruction.</w:t>
+      <w:pPr>
+        <w:spacing w:line="336" w:lineRule="auto" w:after="180"/>
+      </w:pPr>
+      <w:r>
+        <w:rPr>
+          <w:b w:val="0"/>
+        </w:rPr>
+        <w:t>A partner finding an unclear branch gives useful design feedback. Revise the instruction and retrace the affected examples.</w:t>
+      </w:r>
+    </w:p>
+    <w:p>
+      <w:pPr>
+        <w:spacing w:line="336" w:lineRule="auto" w:after="180"/>
+      </w:pPr>
+      <w:r>
+        <w:rPr>
+          <w:b w:val="0"/>
+        </w:rPr>
+        <w:t>Keep the model name and threshold visible so a change to the fitted rule is not confused with a correction to an instruction.</w:t>
       </w:r>
     </w:p>
     <w:p>
@@ -2622,8 +4187,38 @@
       </w:r>
     </w:p>
     <w:p>
-      <w:r>
-        <w:t>Use workbook W2 for the connected example “Constructing a classifier”. First fill the input and rule boxes. Try the middle steps before asking for a hint. After a hint, try the next step yourself.</w:t>
+      <w:pPr>
+        <w:spacing w:line="336" w:lineRule="auto" w:after="180"/>
+      </w:pPr>
+      <w:r>
+        <w:rPr>
+          <w:b w:val="0"/>
+        </w:rPr>
+        <w:t xml:space="preserve">Use workbook W2 for the connected example “Constructing a </w:t>
+      </w:r>
+      <w:r>
+        <w:rPr>
+          <w:b/>
+        </w:rPr>
+        <w:t>classifier</w:t>
+      </w:r>
+      <w:r>
+        <w:rPr>
+          <w:b w:val="0"/>
+        </w:rPr>
+        <w:t xml:space="preserve">”. First fill the </w:t>
+      </w:r>
+      <w:r>
+        <w:rPr>
+          <w:b/>
+        </w:rPr>
+        <w:t>input</w:t>
+      </w:r>
+      <w:r>
+        <w:rPr>
+          <w:b w:val="0"/>
+        </w:rPr>
+        <w:t xml:space="preserve"> and rule boxes. Try the middle steps before asking for a hint. After a hint, try the next step yourself.</w:t>
       </w:r>
     </w:p>
     <w:tbl>
@@ -2706,7 +4301,13 @@
       </w:tr>
     </w:tbl>
     <w:p>
-      <w:r>
+      <w:pPr>
+        <w:spacing w:line="336" w:lineRule="auto" w:after="180"/>
+      </w:pPr>
+      <w:r>
+        <w:rPr>
+          <w:b w:val="0"/>
+        </w:rPr>
         <w:t>Explain your trace to a partner. Your partner points to one step to check. Swap roles on the next case. Each person writes their own explanation.</w:t>
       </w:r>
     </w:p>
@@ -2719,12 +4320,59 @@
       </w:r>
     </w:p>
     <w:p>
-      <w:r>
-        <w:t>Use the worked case for Constructing a classifier. Proposed explanation: “Any numeric input must receive a category”. Decide whether this explanation is supported. Point to the step or supplied fact that decides; explain your repair if needed.</w:t>
-      </w:r>
-    </w:p>
-    <w:p>
-      <w:r>
+      <w:pPr>
+        <w:spacing w:line="336" w:lineRule="auto" w:after="180"/>
+      </w:pPr>
+      <w:r>
+        <w:rPr>
+          <w:b w:val="0"/>
+        </w:rPr>
+        <w:t xml:space="preserve">Use the worked case for Constructing a </w:t>
+      </w:r>
+      <w:r>
+        <w:rPr>
+          <w:b/>
+        </w:rPr>
+        <w:t>classifier</w:t>
+      </w:r>
+      <w:r>
+        <w:rPr>
+          <w:b w:val="0"/>
+        </w:rPr>
+        <w:t xml:space="preserve">. Proposed explanation: “Any numeric </w:t>
+      </w:r>
+      <w:r>
+        <w:rPr>
+          <w:b/>
+        </w:rPr>
+        <w:t>input</w:t>
+      </w:r>
+      <w:r>
+        <w:rPr>
+          <w:b w:val="0"/>
+        </w:rPr>
+        <w:t xml:space="preserve"> must receive a category”. Decide whether this explanation is supported.</w:t>
+      </w:r>
+    </w:p>
+    <w:p>
+      <w:pPr>
+        <w:spacing w:line="336" w:lineRule="auto" w:after="180"/>
+      </w:pPr>
+      <w:r>
+        <w:rPr>
+          <w:b w:val="0"/>
+        </w:rPr>
+        <w:t>Point to the step or supplied fact that decides; explain your repair if needed.</w:t>
+      </w:r>
+    </w:p>
+    <w:p>
+      <w:pPr>
+        <w:spacing w:line="336" w:lineRule="auto" w:after="180"/>
+      </w:pPr>
+      <w:r>
+        <w:rPr>
+          <w:b w:val="0"/>
+        </w:rPr>
         <w:t>Answer on your own before discussion. If you are unsure, say which step you need help with.</w:t>
       </w:r>
     </w:p>
@@ -2737,7 +4385,14 @@
       </w:r>
     </w:p>
     <w:p>
-      <w:r>
+      <w:pPr>
+        <w:spacing w:line="336" w:lineRule="auto" w:after="180"/>
+        <w:shd w:fill="F5F1FB"/>
+      </w:pPr>
+      <w:r>
+        <w:rPr>
+          <w:b w:val="0"/>
+        </w:rPr>
         <w:t>Why are J and M initially treated differently even though both are illustrated mysteries?</w:t>
       </w:r>
     </w:p>
@@ -2770,7 +4425,13 @@
       </w:r>
     </w:p>
     <w:p>
-      <w:r>
+      <w:pPr>
+        <w:spacing w:line="336" w:lineRule="auto" w:after="180"/>
+      </w:pPr>
+      <w:r>
+        <w:rPr>
+          <w:b w:val="0"/>
+        </w:rPr>
         <w:t>This is supported practice. Keep the separately named independent case for an attempt before feedback.</w:t>
       </w:r>
     </w:p>
@@ -2784,16 +4445,45 @@
     </w:p>
     <w:p>
       <w:r>
-        <w:t>EVIDENCE LAB</w:t>
-      </w:r>
-    </w:p>
-    <w:p>
-      <w:r>
+        <w:t>Investigate Human Classifier Simulation. Record the prediction, actual observation or labelled paper trace, explanation and next test separately.</w:t>
+      </w:r>
+    </w:p>
+    <w:p>
+      <w:pPr>
+        <w:spacing w:line="336" w:lineRule="auto" w:after="180"/>
+      </w:pPr>
+      <w:r>
+        <w:rPr>
+          <w:b/>
+        </w:rPr>
+        <w:t>EVIDENCE</w:t>
+      </w:r>
+      <w:r>
+        <w:rPr>
+          <w:b/>
+        </w:rPr>
+        <w:t xml:space="preserve"> LAB</w:t>
+      </w:r>
+    </w:p>
+    <w:p>
+      <w:pPr>
+        <w:spacing w:line="336" w:lineRule="auto" w:after="180"/>
+      </w:pPr>
+      <w:r>
+        <w:rPr>
+          <w:b w:val="0"/>
+        </w:rPr>
         <w:t>Predict → Test → Record → Explain</w:t>
       </w:r>
     </w:p>
     <w:p>
-      <w:r>
+      <w:pPr>
+        <w:spacing w:line="336" w:lineRule="auto" w:after="180"/>
+      </w:pPr>
+      <w:r>
+        <w:rPr>
+          <w:b w:val="0"/>
+        </w:rPr>
         <w:t>Keep expected and actual results separate. Surprises are useful data when recorded honestly.</w:t>
       </w:r>
     </w:p>
@@ -2834,8 +4524,26 @@
       </w:r>
     </w:p>
     <w:p>
-      <w:r>
-        <w:t>Reveal six labeled creature cards, hide labels on four new cards, record each learner’s rule and predictions, then compare disagreements.</w:t>
+      <w:pPr>
+        <w:spacing w:line="336" w:lineRule="auto" w:after="180"/>
+      </w:pPr>
+      <w:r>
+        <w:rPr>
+          <w:b w:val="0"/>
+        </w:rPr>
+        <w:t xml:space="preserve">Reveal six labeled creature cards, hide labels on four new cards, record each learner’s rule and </w:t>
+      </w:r>
+      <w:r>
+        <w:rPr>
+          <w:b/>
+        </w:rPr>
+        <w:t>prediction</w:t>
+      </w:r>
+      <w:r>
+        <w:rPr>
+          <w:b w:val="0"/>
+        </w:rPr>
+        <w:t>s, then compare disagreements.</w:t>
       </w:r>
     </w:p>
     <w:tbl>
@@ -3084,7 +4792,14 @@
       </w:tr>
     </w:tbl>
     <w:p>
-      <w:r>
+      <w:pPr>
+        <w:spacing w:line="336" w:lineRule="auto" w:after="180"/>
+        <w:shd w:fill="F5F1FB"/>
+      </w:pPr>
+      <w:r>
+        <w:rPr>
+          <w:b w:val="0"/>
+        </w:rPr>
         <w:t>What did the hardest test teach you that the normal test did not?</w:t>
       </w:r>
     </w:p>
@@ -3130,7 +4845,13 @@
       </w:r>
     </w:p>
     <w:p>
-      <w:r>
+      <w:pPr>
+        <w:spacing w:line="336" w:lineRule="auto" w:after="180"/>
+      </w:pPr>
+      <w:r>
+        <w:rPr>
+          <w:b w:val="0"/>
+        </w:rPr>
         <w:t>Before trying: what do I expect, and why? While trying: which step could first go wrong? Afterwards: what did I actually observe, and what should change? Keep “not run” if you only traced the procedure.</w:t>
       </w:r>
     </w:p>
@@ -3144,17 +4865,52 @@
     </w:p>
     <w:p>
       <w:r>
+        <w:t>Move from recall to tracing, diagnosis and transfer in Human Classifier Simulation. Explain why each step is justified.</w:t>
+      </w:r>
+    </w:p>
+    <w:p>
+      <w:pPr>
+        <w:spacing w:line="336" w:lineRule="auto" w:after="180"/>
+      </w:pPr>
+      <w:r>
+        <w:rPr>
+          <w:b/>
+        </w:rPr>
         <w:t>MASTERY</w:t>
       </w:r>
     </w:p>
     <w:p>
-      <w:r>
+      <w:pPr>
+        <w:spacing w:line="336" w:lineRule="auto" w:after="180"/>
+      </w:pPr>
+      <w:r>
+        <w:rPr>
+          <w:b w:val="0"/>
+        </w:rPr>
         <w:t>From Knowing the Word to Owning the Idea</w:t>
       </w:r>
     </w:p>
     <w:p>
-      <w:r>
-        <w:t>Move upward only when you can produce evidence without copying the worked example.</w:t>
+      <w:pPr>
+        <w:spacing w:line="336" w:lineRule="auto" w:after="180"/>
+      </w:pPr>
+      <w:r>
+        <w:rPr>
+          <w:b w:val="0"/>
+        </w:rPr>
+        <w:t xml:space="preserve">Move upward only when you can produce </w:t>
+      </w:r>
+      <w:r>
+        <w:rPr>
+          <w:b/>
+        </w:rPr>
+        <w:t>evidence</w:t>
+      </w:r>
+      <w:r>
+        <w:rPr>
+          <w:b w:val="0"/>
+        </w:rPr>
+        <w:t xml:space="preserve"> without copying the worked example.</w:t>
       </w:r>
     </w:p>
     <w:p>
@@ -3194,33 +4950,105 @@
       </w:r>
     </w:p>
     <w:p>
-      <w:r>
+      <w:pPr>
+        <w:spacing w:line="336" w:lineRule="auto" w:after="180"/>
+      </w:pPr>
+      <w:r>
+        <w:rPr>
+          <w:b w:val="0"/>
+        </w:rPr>
         <w:t>1 • NAME: Define the concept without repeating the textbook.</w:t>
       </w:r>
     </w:p>
     <w:p>
-      <w:r>
-        <w:t>2 • TRACE: Show the information, state, branch, calculation, or evidence path.</w:t>
-      </w:r>
-    </w:p>
-    <w:p>
-      <w:r>
+      <w:pPr>
+        <w:spacing w:line="336" w:lineRule="auto" w:after="180"/>
+      </w:pPr>
+      <w:r>
+        <w:rPr>
+          <w:b w:val="0"/>
+        </w:rPr>
+        <w:t xml:space="preserve">2 • TRACE: Show the information, state, branch, calculation, or </w:t>
+      </w:r>
+      <w:r>
+        <w:rPr>
+          <w:b/>
+        </w:rPr>
+        <w:t>evidence</w:t>
+      </w:r>
+      <w:r>
+        <w:rPr>
+          <w:b w:val="0"/>
+        </w:rPr>
+        <w:t xml:space="preserve"> path.</w:t>
+      </w:r>
+    </w:p>
+    <w:p>
+      <w:pPr>
+        <w:spacing w:line="336" w:lineRule="auto" w:after="180"/>
+      </w:pPr>
+      <w:r>
+        <w:rPr>
+          <w:b w:val="0"/>
+        </w:rPr>
         <w:t>3 • APPLY: Solve a different example independently.</w:t>
       </w:r>
     </w:p>
     <w:p>
-      <w:r>
-        <w:t>4 • CHALLENGE: Find a boundary case, counterexample, or unfair outcome.</w:t>
-      </w:r>
-    </w:p>
-    <w:p>
-      <w:r>
+      <w:pPr>
+        <w:spacing w:line="336" w:lineRule="auto" w:after="180"/>
+      </w:pPr>
+      <w:r>
+        <w:rPr>
+          <w:b w:val="0"/>
+        </w:rPr>
+        <w:t xml:space="preserve">4 • CHALLENGE: Find a </w:t>
+      </w:r>
+      <w:r>
+        <w:rPr>
+          <w:b/>
+        </w:rPr>
+        <w:t>boundary</w:t>
+      </w:r>
+      <w:r>
+        <w:rPr>
+          <w:b w:val="0"/>
+        </w:rPr>
+        <w:t xml:space="preserve"> case, counterexample, or unfair outcome.</w:t>
+      </w:r>
+    </w:p>
+    <w:p>
+      <w:pPr>
+        <w:spacing w:line="336" w:lineRule="auto" w:after="180"/>
+      </w:pPr>
+      <w:r>
+        <w:rPr>
+          <w:b w:val="0"/>
+        </w:rPr>
         <w:t>5 • EXPLAIN LIMITS: Say when the result should not be trusted or used alone.</w:t>
       </w:r>
     </w:p>
     <w:p>
-      <w:r>
-        <w:t>My strongest evidence of independent understanding:</w:t>
+      <w:pPr>
+        <w:spacing w:line="336" w:lineRule="auto" w:after="180"/>
+      </w:pPr>
+      <w:r>
+        <w:rPr>
+          <w:b w:val="0"/>
+        </w:rPr>
+        <w:t xml:space="preserve">My strongest </w:t>
+      </w:r>
+      <w:r>
+        <w:rPr>
+          <w:b/>
+        </w:rPr>
+        <w:t>evidence</w:t>
+      </w:r>
+      <w:r>
+        <w:rPr>
+          <w:b w:val="0"/>
+        </w:rPr>
+        <w:t xml:space="preserve"> of independent understanding:</w:t>
       </w:r>
     </w:p>
     <w:p>
@@ -3266,16 +5094,39 @@
     </w:p>
     <w:p>
       <w:r>
+        <w:t>Apply this week’s idea to Transparent Book Recommender. Keep an annotated decision and the evidence supporting it.</w:t>
+      </w:r>
+    </w:p>
+    <w:p>
+      <w:pPr>
+        <w:spacing w:line="336" w:lineRule="auto" w:after="180"/>
+      </w:pPr>
+      <w:r>
+        <w:rPr>
+          <w:b/>
+        </w:rPr>
         <w:t>CUMULATIVE PROJECT</w:t>
       </w:r>
     </w:p>
     <w:p>
-      <w:r>
+      <w:pPr>
+        <w:spacing w:line="336" w:lineRule="auto" w:after="180"/>
+      </w:pPr>
+      <w:r>
+        <w:rPr>
+          <w:b w:val="0"/>
+        </w:rPr>
         <w:t>Transparent Book Recommender</w:t>
       </w:r>
     </w:p>
     <w:p>
-      <w:r>
+      <w:pPr>
+        <w:spacing w:line="336" w:lineRule="auto" w:after="180"/>
+      </w:pPr>
+      <w:r>
+        <w:rPr>
+          <w:b w:val="0"/>
+        </w:rPr>
         <w:t>Every week adds one inspectable piece. The system must show how it reached a result.</w:t>
       </w:r>
     </w:p>
@@ -3316,17 +5167,63 @@
       </w:r>
     </w:p>
     <w:p>
-      <w:r>
+      <w:pPr>
+        <w:spacing w:line="336" w:lineRule="auto" w:after="180"/>
+      </w:pPr>
+      <w:r>
+        <w:rPr>
+          <w:b w:val="0"/>
+        </w:rPr>
         <w:t>THIS WEEK’S CHECKPOINT  Turn score thresholds into visible boundaries such as recommend / maybe / not now.</w:t>
       </w:r>
     </w:p>
     <w:p>
-      <w:r>
-        <w:t>SYSTEM MAP  Reader need → allowed inputs → transparent rule or score → ranked candidates → explanation → test record → human decision</w:t>
-      </w:r>
-    </w:p>
-    <w:p>
-      <w:r>
+      <w:pPr>
+        <w:pStyle w:val="Heading3"/>
+      </w:pPr>
+      <w:r>
+        <w:t>Trace the system</w:t>
+      </w:r>
+    </w:p>
+    <w:p>
+      <w:pPr>
+        <w:spacing w:line="336" w:lineRule="auto" w:after="180"/>
+        <w:shd w:fill="EDF7F3"/>
+      </w:pPr>
+      <w:r>
+        <w:rPr>
+          <w:b w:val="0"/>
+        </w:rPr>
+        <w:t xml:space="preserve">SYSTEM MAP  Reader need → allowed </w:t>
+      </w:r>
+      <w:r>
+        <w:rPr>
+          <w:b/>
+        </w:rPr>
+        <w:t>input</w:t>
+      </w:r>
+      <w:r>
+        <w:rPr>
+          <w:b w:val="0"/>
+        </w:rPr>
+        <w:t xml:space="preserve">s → transparent rule or score → ranked candidates → explanation → test record → </w:t>
+      </w:r>
+      <w:r>
+        <w:rPr>
+          <w:b/>
+        </w:rPr>
+        <w:t>human decision</w:t>
+      </w:r>
+    </w:p>
+    <w:p>
+      <w:pPr>
+        <w:spacing w:line="336" w:lineRule="auto" w:after="180"/>
+        <w:shd w:fill="F5F1FB"/>
+      </w:pPr>
+      <w:r>
+        <w:rPr>
+          <w:b w:val="0"/>
+        </w:rPr>
         <w:t>What will you add, change, or verify in the project this week?</w:t>
       </w:r>
     </w:p>
@@ -3364,8 +5261,27 @@
       </w:r>
     </w:p>
     <w:p>
-      <w:r>
-        <w:t>What should remain under human control?</w:t>
+      <w:pPr>
+        <w:spacing w:line="336" w:lineRule="auto" w:after="180"/>
+        <w:shd w:fill="F5F1FB"/>
+      </w:pPr>
+      <w:r>
+        <w:rPr>
+          <w:b w:val="0"/>
+        </w:rPr>
+        <w:t xml:space="preserve">What should remain under </w:t>
+      </w:r>
+      <w:r>
+        <w:rPr>
+          <w:b/>
+        </w:rPr>
+        <w:t>human control</w:t>
+      </w:r>
+      <w:r>
+        <w:rPr>
+          <w:b w:val="0"/>
+        </w:rPr>
+        <w:t>?</w:t>
       </w:r>
     </w:p>
     <w:p>
@@ -3402,7 +5318,22 @@
       </w:r>
     </w:p>
     <w:p>
-      <w:r>
+      <w:pPr>
+        <w:pStyle w:val="Heading3"/>
+      </w:pPr>
+      <w:r>
+        <w:t>Responsible design</w:t>
+      </w:r>
+    </w:p>
+    <w:p>
+      <w:pPr>
+        <w:spacing w:line="336" w:lineRule="auto" w:after="180"/>
+        <w:shd w:fill="FFF5E6"/>
+      </w:pPr>
+      <w:r>
+        <w:rPr>
+          <w:b w:val="0"/>
+        </w:rPr>
         <w:t>RESPONSIBLE DESIGN  Collect only necessary information. Show uncertainty and limits. Never confuse a ranking with a fact about a person.</w:t>
       </w:r>
     </w:p>
@@ -3415,7 +5346,13 @@
       </w:r>
     </w:p>
     <w:p>
-      <w:r>
+      <w:pPr>
+        <w:spacing w:line="336" w:lineRule="auto" w:after="180"/>
+      </w:pPr>
+      <w:r>
+        <w:rPr>
+          <w:b w:val="0"/>
+        </w:rPr>
         <w:t>Build a transparent filtering stage for the recommender, storing each failed or unresolved requirement in its explanation.</w:t>
       </w:r>
     </w:p>
@@ -3429,16 +5366,48 @@
     </w:p>
     <w:p>
       <w:r>
+        <w:t>Use a genuinely new case for independent evidence. Previously discussed examples remain practice; use the separately named independent case before feedback.</w:t>
+      </w:r>
+    </w:p>
+    <w:p>
+      <w:pPr>
+        <w:pStyle w:val="Heading3"/>
+      </w:pPr>
+      <w:r>
+        <w:t>Independent evidence</w:t>
+      </w:r>
+    </w:p>
+    <w:p>
+      <w:pPr>
+        <w:spacing w:line="336" w:lineRule="auto" w:after="180"/>
+        <w:shd w:fill="FFF5E6"/>
+      </w:pPr>
+      <w:r>
+        <w:rPr>
+          <w:b w:val="0"/>
+        </w:rPr>
         <w:t>INDEPENDENT MASTERY PROOF</w:t>
       </w:r>
     </w:p>
     <w:p>
-      <w:r>
+      <w:pPr>
+        <w:spacing w:line="336" w:lineRule="auto" w:after="180"/>
+      </w:pPr>
+      <w:r>
+        <w:rPr>
+          <w:b w:val="0"/>
+        </w:rPr>
         <w:t>Explain • Transfer • Test • Defend</w:t>
       </w:r>
     </w:p>
     <w:p>
-      <w:r>
+      <w:pPr>
+        <w:spacing w:line="336" w:lineRule="auto" w:after="180"/>
+      </w:pPr>
+      <w:r>
+        <w:rPr>
+          <w:b w:val="0"/>
+        </w:rPr>
         <w:t>Complete this page without copying the worked example. Your reasoning matters more than decoration.</w:t>
       </w:r>
     </w:p>
@@ -3479,12 +5448,34 @@
       </w:r>
     </w:p>
     <w:p>
-      <w:r>
+      <w:pPr>
+        <w:pStyle w:val="Heading3"/>
+      </w:pPr>
+      <w:r>
+        <w:t>Try a more demanding case</w:t>
+      </w:r>
+    </w:p>
+    <w:p>
+      <w:pPr>
+        <w:spacing w:line="336" w:lineRule="auto" w:after="180"/>
+        <w:shd w:fill="F5F1FB"/>
+      </w:pPr>
+      <w:r>
+        <w:rPr>
+          <w:b w:val="0"/>
+        </w:rPr>
         <w:t>CHALLENGE  Train classmates on labeled creatures and compare their rules.</w:t>
       </w:r>
     </w:p>
     <w:p>
-      <w:r>
+      <w:pPr>
+        <w:spacing w:line="336" w:lineRule="auto" w:after="180"/>
+        <w:shd w:fill="F4F9FC"/>
+      </w:pPr>
+      <w:r>
+        <w:rPr>
+          <w:b w:val="0"/>
+        </w:rPr>
         <w:t>1. My fresh example, trace, calculation, or design:</w:t>
       </w:r>
     </w:p>
@@ -3522,8 +5513,39 @@
       </w:r>
     </w:p>
     <w:p>
-      <w:r>
-        <w:t>2. My evidence that it works (include a boundary or missing-data case):</w:t>
+      <w:pPr>
+        <w:spacing w:line="336" w:lineRule="auto" w:after="180"/>
+        <w:shd w:fill="F4F9FC"/>
+      </w:pPr>
+      <w:r>
+        <w:rPr>
+          <w:b w:val="0"/>
+        </w:rPr>
+        <w:t xml:space="preserve">2. My </w:t>
+      </w:r>
+      <w:r>
+        <w:rPr>
+          <w:b/>
+        </w:rPr>
+        <w:t>evidence</w:t>
+      </w:r>
+      <w:r>
+        <w:rPr>
+          <w:b w:val="0"/>
+        </w:rPr>
+        <w:t xml:space="preserve"> that it works (include a </w:t>
+      </w:r>
+      <w:r>
+        <w:rPr>
+          <w:b/>
+        </w:rPr>
+        <w:t>boundary</w:t>
+      </w:r>
+      <w:r>
+        <w:rPr>
+          <w:b w:val="0"/>
+        </w:rPr>
+        <w:t xml:space="preserve"> or missing-data case):</w:t>
       </w:r>
     </w:p>
     <w:p>
@@ -3560,7 +5582,14 @@
       </w:r>
     </w:p>
     <w:p>
-      <w:r>
+      <w:pPr>
+        <w:spacing w:line="336" w:lineRule="auto" w:after="180"/>
+        <w:shd w:fill="F4F9FC"/>
+      </w:pPr>
+      <w:r>
+        <w:rPr>
+          <w:b w:val="0"/>
+        </w:rPr>
         <w:t>3. One limitation, fairness concern, or situation needing human review:</w:t>
       </w:r>
     </w:p>
@@ -3598,8 +5627,47 @@
       </w:r>
     </w:p>
     <w:p>
-      <w:r>
-        <w:t>SELF-CHECK  □ I explained the mechanism  □ I used evidence  □ I tested a fresh case  □ I named a limitation  □ I can answer ‘why?’</w:t>
+      <w:pPr>
+        <w:pStyle w:val="Heading3"/>
+      </w:pPr>
+      <w:r>
+        <w:t>Check your explanation</w:t>
+      </w:r>
+    </w:p>
+    <w:p>
+      <w:pPr>
+        <w:spacing w:line="336" w:lineRule="auto" w:after="180"/>
+        <w:shd w:fill="F5F1FB"/>
+      </w:pPr>
+      <w:r>
+        <w:rPr>
+          <w:b w:val="0"/>
+        </w:rPr>
+        <w:t xml:space="preserve">SELF-CHECK  □ I explained the </w:t>
+      </w:r>
+      <w:r>
+        <w:rPr>
+          <w:b/>
+        </w:rPr>
+        <w:t>mechanism</w:t>
+      </w:r>
+      <w:r>
+        <w:rPr>
+          <w:b w:val="0"/>
+        </w:rPr>
+        <w:t xml:space="preserve">  □ I used </w:t>
+      </w:r>
+      <w:r>
+        <w:rPr>
+          <w:b/>
+        </w:rPr>
+        <w:t>evidence</w:t>
+      </w:r>
+      <w:r>
+        <w:rPr>
+          <w:b w:val="0"/>
+        </w:rPr>
+        <w:t xml:space="preserve">  □ I tested a fresh case  □ I named a limitation  □ I can answer ‘why?’</w:t>
       </w:r>
     </w:p>
     <w:p>
@@ -3611,6 +5679,11 @@
       </w:r>
     </w:p>
     <w:p>
+      <w:r>
+        <w:t>Revisit the complete Human Classifier Simulation case for supported practice. Repeated examples do not become fresh assessments.</w:t>
+      </w:r>
+    </w:p>
+    <w:p>
       <w:pPr>
         <w:pStyle w:val="Heading3"/>
       </w:pPr>
@@ -3619,7 +5692,13 @@
       </w:r>
     </w:p>
     <w:p>
-      <w:r>
+      <w:pPr>
+        <w:spacing w:line="336" w:lineRule="auto" w:after="180"/>
+      </w:pPr>
+      <w:r>
+        <w:rPr>
+          <w:b w:val="0"/>
+        </w:rPr>
         <w:t>Use the supplied details to practise the weekly concept before attempting the independent question. This case extends the illustrated lesson.</w:t>
       </w:r>
     </w:p>
@@ -3632,7 +5711,13 @@
       </w:r>
     </w:p>
     <w:p>
-      <w:r>
+      <w:pPr>
+        <w:spacing w:line="336" w:lineRule="auto" w:after="180"/>
+      </w:pPr>
+      <w:r>
+        <w:rPr>
+          <w:b w:val="0"/>
+        </w:rPr>
         <w:t>Recommend if adventure AND pages&lt;150; otherwise Other.</w:t>
       </w:r>
     </w:p>
@@ -3645,7 +5730,13 @@
       </w:r>
     </w:p>
     <w:p>
-      <w:r>
+      <w:pPr>
+        <w:spacing w:line="336" w:lineRule="auto" w:after="180"/>
+      </w:pPr>
+      <w:r>
+        <w:rPr>
+          <w:b w:val="0"/>
+        </w:rPr>
         <w:t>Trace A=(adventure,120), B=(adventure,180), C=(science,90).</w:t>
       </w:r>
     </w:p>
@@ -3658,7 +5749,13 @@
       </w:r>
     </w:p>
     <w:p>
-      <w:r>
+      <w:pPr>
+        <w:spacing w:line="336" w:lineRule="auto" w:after="180"/>
+      </w:pPr>
+      <w:r>
+        <w:rPr>
+          <w:b w:val="0"/>
+        </w:rPr>
         <w:t>A is Recommend. B fails length; C fails genre. Show both conditions.</w:t>
       </w:r>
     </w:p>
@@ -3671,7 +5768,14 @@
       </w:r>
     </w:p>
     <w:p>
-      <w:r>
+      <w:pPr>
+        <w:spacing w:line="336" w:lineRule="auto" w:after="180"/>
+        <w:shd w:fill="F5F1FB"/>
+      </w:pPr>
+      <w:r>
+        <w:rPr>
+          <w:b w:val="0"/>
+        </w:rPr>
         <w:t>Which detail supports the answer, and why does it matter?</w:t>
       </w:r>
     </w:p>
@@ -3827,17 +5931,35 @@
       </w:tr>
     </w:tbl>
     <w:p>
-      <w:r>
+      <w:pPr>
+        <w:spacing w:line="336" w:lineRule="auto" w:after="180"/>
+      </w:pPr>
+      <w:r>
+        <w:rPr>
+          <w:b w:val="0"/>
+        </w:rPr>
         <w:t>Recommend if adventure AND pages&lt;150; otherwise Other.</w:t>
       </w:r>
     </w:p>
     <w:p>
-      <w:r>
+      <w:pPr>
+        <w:spacing w:line="336" w:lineRule="auto" w:after="180"/>
+      </w:pPr>
+      <w:r>
+        <w:rPr>
+          <w:b w:val="0"/>
+        </w:rPr>
         <w:t>Trace A=(adventure,120), B=(adventure,180), C=(science,90).</w:t>
       </w:r>
     </w:p>
     <w:p>
-      <w:r>
+      <w:pPr>
+        <w:spacing w:line="336" w:lineRule="auto" w:after="180"/>
+      </w:pPr>
+      <w:r>
+        <w:rPr>
+          <w:b w:val="0"/>
+        </w:rPr>
         <w:t>A is Recommend. B fails length; C fails genre. Show both conditions.</w:t>
       </w:r>
     </w:p>
@@ -3850,6 +5972,11 @@
       </w:r>
     </w:p>
     <w:p>
+      <w:r>
+        <w:t>Attempt the reserved new case before feedback. Record support; the earlier examples below remain additional practice.</w:t>
+      </w:r>
+    </w:p>
+    <w:p>
       <w:pPr>
         <w:pStyle w:val="Heading3"/>
       </w:pPr>
@@ -3858,8 +5985,26 @@
       </w:r>
     </w:p>
     <w:p>
-      <w:r>
-        <w:t>A written rule selects science books with fewer than 140 pages. Trace science/139, science/140, history/90 and missing-genre/90. Policy: missing required information means request it.</w:t>
+      <w:pPr>
+        <w:spacing w:line="336" w:lineRule="auto" w:after="180"/>
+      </w:pPr>
+      <w:r>
+        <w:rPr>
+          <w:b w:val="0"/>
+        </w:rPr>
+        <w:t xml:space="preserve">A </w:t>
+      </w:r>
+      <w:r>
+        <w:rPr>
+          <w:b/>
+        </w:rPr>
+        <w:t>written rule</w:t>
+      </w:r>
+      <w:r>
+        <w:rPr>
+          <w:b w:val="0"/>
+        </w:rPr>
+        <w:t xml:space="preserve"> selects science books with fewer than 140 pages. Trace science/139, science/140, history/90 and missing-genre/90. Policy: missing required information means request it.</w:t>
       </w:r>
     </w:p>
     <w:p>
@@ -3906,7 +6051,13 @@
       </w:r>
     </w:p>
     <w:p>
-      <w:r>
+      <w:pPr>
+        <w:spacing w:line="336" w:lineRule="auto" w:after="180"/>
+      </w:pPr>
+      <w:r>
+        <w:rPr>
+          <w:b w:val="0"/>
+        </w:rPr>
         <w:t>Attempt this case before feedback. Record any help. Earlier examples below are further practice; a case already practised with feedback cannot establish fresh transfer.</w:t>
       </w:r>
     </w:p>
@@ -3919,18 +6070,66 @@
       </w:r>
     </w:p>
     <w:p>
-      <w:r>
+      <w:pPr>
+        <w:spacing w:line="336" w:lineRule="auto" w:after="180"/>
+      </w:pPr>
+      <w:r>
+        <w:rPr>
+          <w:b w:val="0"/>
+        </w:rPr>
         <w:t>Close the worked explanation. Apply the idea to this different question without copying.</w:t>
       </w:r>
     </w:p>
     <w:p>
-      <w:r>
-        <w:t>A human classifier uses sports topic means sports shelf. Classify a sports book and an unreadable cover. State what evidence is missing in the second case.</w:t>
-      </w:r>
-    </w:p>
-    <w:p>
-      <w:r>
-        <w:t>My answer, with a trace, calculation or supporting evidence</w:t>
+      <w:pPr>
+        <w:spacing w:line="336" w:lineRule="auto" w:after="180"/>
+      </w:pPr>
+      <w:r>
+        <w:rPr>
+          <w:b w:val="0"/>
+        </w:rPr>
+        <w:t xml:space="preserve">A human </w:t>
+      </w:r>
+      <w:r>
+        <w:rPr>
+          <w:b/>
+        </w:rPr>
+        <w:t>classifier</w:t>
+      </w:r>
+      <w:r>
+        <w:rPr>
+          <w:b w:val="0"/>
+        </w:rPr>
+        <w:t xml:space="preserve"> uses sports topic means sports shelf. Classify a sports book and an unreadable cover. State what </w:t>
+      </w:r>
+      <w:r>
+        <w:rPr>
+          <w:b/>
+        </w:rPr>
+        <w:t>evidence</w:t>
+      </w:r>
+      <w:r>
+        <w:rPr>
+          <w:b w:val="0"/>
+        </w:rPr>
+        <w:t xml:space="preserve"> is missing in the second case.</w:t>
+      </w:r>
+    </w:p>
+    <w:p>
+      <w:pPr>
+        <w:spacing w:line="336" w:lineRule="auto" w:after="180"/>
+      </w:pPr>
+      <w:r>
+        <w:rPr>
+          <w:b w:val="0"/>
+        </w:rPr>
+        <w:t xml:space="preserve">My answer, with a trace, calculation or supporting </w:t>
+      </w:r>
+      <w:r>
+        <w:rPr>
+          <w:b/>
+        </w:rPr>
+        <w:t>evidence</w:t>
       </w:r>
     </w:p>
     <w:p>
@@ -3975,13 +6174,49 @@
       </w:r>
     </w:p>
     <w:p>
-      <w:r>
-        <w:t>Change one relevant detail. Predict the result before testing. Include a boundary or missing-information case when it helps reveal a limit.</w:t>
-      </w:r>
-    </w:p>
-    <w:p>
-      <w:r>
-        <w:t>My changed input and expected result</w:t>
+      <w:pPr>
+        <w:spacing w:line="336" w:lineRule="auto" w:after="180"/>
+      </w:pPr>
+      <w:r>
+        <w:rPr>
+          <w:b w:val="0"/>
+        </w:rPr>
+        <w:t xml:space="preserve">Change one relevant detail. Predict the result before testing. Include a </w:t>
+      </w:r>
+      <w:r>
+        <w:rPr>
+          <w:b/>
+        </w:rPr>
+        <w:t>boundary</w:t>
+      </w:r>
+      <w:r>
+        <w:rPr>
+          <w:b w:val="0"/>
+        </w:rPr>
+        <w:t xml:space="preserve"> or missing-information case when it helps reveal a limit.</w:t>
+      </w:r>
+    </w:p>
+    <w:p>
+      <w:pPr>
+        <w:spacing w:line="336" w:lineRule="auto" w:after="180"/>
+      </w:pPr>
+      <w:r>
+        <w:rPr>
+          <w:b w:val="0"/>
+        </w:rPr>
+        <w:t xml:space="preserve">My changed </w:t>
+      </w:r>
+      <w:r>
+        <w:rPr>
+          <w:b/>
+        </w:rPr>
+        <w:t>input</w:t>
+      </w:r>
+      <w:r>
+        <w:rPr>
+          <w:b w:val="0"/>
+        </w:rPr>
+        <w:t xml:space="preserve"> and expected result</w:t>
       </w:r>
     </w:p>
     <w:p>
@@ -4026,13 +6261,37 @@
       </w:r>
     </w:p>
     <w:p>
-      <w:r>
+      <w:pPr>
+        <w:spacing w:line="336" w:lineRule="auto" w:after="180"/>
+      </w:pPr>
+      <w:r>
+        <w:rPr>
+          <w:b w:val="0"/>
+        </w:rPr>
         <w:t>Turn score thresholds into visible boundaries such as recommend / maybe / not now.</w:t>
       </w:r>
     </w:p>
     <w:p>
-      <w:r>
-        <w:t>The evidence I will keep</w:t>
+      <w:pPr>
+        <w:spacing w:line="336" w:lineRule="auto" w:after="180"/>
+      </w:pPr>
+      <w:r>
+        <w:rPr>
+          <w:b w:val="0"/>
+        </w:rPr>
+        <w:t xml:space="preserve">The </w:t>
+      </w:r>
+      <w:r>
+        <w:rPr>
+          <w:b/>
+        </w:rPr>
+        <w:t>evidence</w:t>
+      </w:r>
+      <w:r>
+        <w:rPr>
+          <w:b w:val="0"/>
+        </w:rPr>
+        <w:t xml:space="preserve"> I will keep</w:t>
       </w:r>
     </w:p>
     <w:p>
@@ -4069,8 +6328,26 @@
       </w:r>
     </w:p>
     <w:p>
-      <w:r>
-        <w:t>Your teacher has the independent answer and scoring criteria. Complete the matching workbook week to keep your practice evidence together.</w:t>
+      <w:pPr>
+        <w:spacing w:line="336" w:lineRule="auto" w:after="180"/>
+      </w:pPr>
+      <w:r>
+        <w:rPr>
+          <w:b w:val="0"/>
+        </w:rPr>
+        <w:t xml:space="preserve">Your teacher has the independent answer and scoring criteria. Complete the matching workbook week to keep your practice </w:t>
+      </w:r>
+      <w:r>
+        <w:rPr>
+          <w:b/>
+        </w:rPr>
+        <w:t>evidence</w:t>
+      </w:r>
+      <w:r>
+        <w:rPr>
+          <w:b w:val="0"/>
+        </w:rPr>
+        <w:t xml:space="preserve"> together.</w:t>
       </w:r>
     </w:p>
     <w:p>
@@ -4082,7 +6359,13 @@
       </w:r>
     </w:p>
     <w:p>
-      <w:r>
+      <w:pPr>
+        <w:spacing w:line="336" w:lineRule="auto" w:after="180"/>
+      </w:pPr>
+      <w:r>
+        <w:rPr>
+          <w:b w:val="0"/>
+        </w:rPr>
         <w:t>Recommend a book only if genre is science AND pages&lt;=150. Classify science/150, science/151, mystery/90 and missing-genre/80. State a missing-data policy.</w:t>
       </w:r>
     </w:p>
@@ -4138,8 +6421,25 @@
       </w:r>
     </w:p>
     <w:p>
-      <w:r>
-        <w:t>Attempt the independent case before hints. Record whether you worked alone, used a hint or followed a model. After feedback, fix the first unsupported step and explain why it changed. A later check uses a changed case, not a copied answer.</w:t>
+      <w:pPr>
+        <w:spacing w:line="336" w:lineRule="auto" w:after="180"/>
+      </w:pPr>
+      <w:r>
+        <w:rPr>
+          <w:b w:val="0"/>
+        </w:rPr>
+        <w:t>Attempt the independent case before hints. Record whether you worked alone, used a hint or followed a model. After feedback, fix the first unsupported step and explain why it changed.</w:t>
+      </w:r>
+    </w:p>
+    <w:p>
+      <w:pPr>
+        <w:spacing w:line="336" w:lineRule="auto" w:after="180"/>
+      </w:pPr>
+      <w:r>
+        <w:rPr>
+          <w:b w:val="0"/>
+        </w:rPr>
+        <w:t>A later check uses a changed case, not a copied answer.</w:t>
       </w:r>
     </w:p>
     <w:p>
@@ -4152,6 +6452,17 @@
     </w:p>
     <w:p>
       <w:r>
+        <w:t>Use this map to navigate Human Classifier Simulation, connect the goals to tasks and keep one evidence record for each attempt.</w:t>
+      </w:r>
+    </w:p>
+    <w:p>
+      <w:pPr>
+        <w:spacing w:line="336" w:lineRule="auto" w:after="180"/>
+      </w:pPr>
+      <w:r>
+        <w:rPr>
+          <w:b w:val="0"/>
+        </w:rPr>
         <w:t>Start with this question: A fictional librarian wants illustrated mystery books with at most 100 pages.</w:t>
       </w:r>
     </w:p>
@@ -4258,13 +6569,61 @@
       </w:tr>
     </w:tbl>
     <w:p>
-      <w:r>
-        <w:t>Remember → watch and explain → try with help → investigate → try independently → keep project evidence. Your teacher may spread this lesson across several classes.</w:t>
-      </w:r>
-    </w:p>
-    <w:p>
-      <w:r>
-        <w:t>Keep your first prediction. Compare it with what the evidence shows and explain any change.</w:t>
+      <w:pPr>
+        <w:spacing w:line="336" w:lineRule="auto" w:after="180"/>
+      </w:pPr>
+      <w:r>
+        <w:rPr>
+          <w:b w:val="0"/>
+        </w:rPr>
+        <w:t xml:space="preserve">Remember → watch and explain → try with help → investigate → try independently → keep project </w:t>
+      </w:r>
+      <w:r>
+        <w:rPr>
+          <w:b/>
+        </w:rPr>
+        <w:t>evidence</w:t>
+      </w:r>
+      <w:r>
+        <w:rPr>
+          <w:b w:val="0"/>
+        </w:rPr>
+        <w:t>. Your teacher may spread this lesson across several classes.</w:t>
+      </w:r>
+    </w:p>
+    <w:p>
+      <w:pPr>
+        <w:spacing w:line="336" w:lineRule="auto" w:after="180"/>
+      </w:pPr>
+      <w:r>
+        <w:rPr>
+          <w:b w:val="0"/>
+        </w:rPr>
+        <w:t xml:space="preserve">Keep your first </w:t>
+      </w:r>
+      <w:r>
+        <w:rPr>
+          <w:b/>
+        </w:rPr>
+        <w:t>prediction</w:t>
+      </w:r>
+      <w:r>
+        <w:rPr>
+          <w:b w:val="0"/>
+        </w:rPr>
+        <w:t xml:space="preserve">. Compare it with what the </w:t>
+      </w:r>
+      <w:r>
+        <w:rPr>
+          <w:b/>
+        </w:rPr>
+        <w:t>evidence</w:t>
+      </w:r>
+      <w:r>
+        <w:rPr>
+          <w:b w:val="0"/>
+        </w:rPr>
+        <w:t xml:space="preserve"> shows and explain any change.</w:t>
       </w:r>
     </w:p>
     <w:p>
@@ -4277,7 +6636,48 @@
     </w:p>
     <w:p>
       <w:r>
-        <w:t>Close your notes. Explain this goal in your own words: Construct a classifier with a stated input format, selected rule and recorded output</w:t>
+        <w:t>Explain Human Classifier Simulation without notes, identify a remaining question and plan a later check with a changed case.</w:t>
+      </w:r>
+    </w:p>
+    <w:p>
+      <w:pPr>
+        <w:spacing w:line="336" w:lineRule="auto" w:after="180"/>
+      </w:pPr>
+      <w:r>
+        <w:rPr>
+          <w:b w:val="0"/>
+        </w:rPr>
+        <w:t xml:space="preserve">Close your notes. Explain this goal in your own words: Construct a </w:t>
+      </w:r>
+      <w:r>
+        <w:rPr>
+          <w:b/>
+        </w:rPr>
+        <w:t>classifier</w:t>
+      </w:r>
+      <w:r>
+        <w:rPr>
+          <w:b w:val="0"/>
+        </w:rPr>
+        <w:t xml:space="preserve"> with a stated </w:t>
+      </w:r>
+      <w:r>
+        <w:rPr>
+          <w:b/>
+        </w:rPr>
+        <w:t>input</w:t>
+      </w:r>
+      <w:r>
+        <w:rPr>
+          <w:b w:val="0"/>
+        </w:rPr>
+        <w:t xml:space="preserve"> format, selected rule and recorded </w:t>
+      </w:r>
+      <w:r>
+        <w:rPr>
+          <w:b/>
+        </w:rPr>
+        <w:t>output</w:t>
       </w:r>
     </w:p>
     <w:p>
@@ -4314,13 +6714,61 @@
       </w:r>
     </w:p>
     <w:p>
-      <w:r>
-        <w:t>If you are unsure, return to the worked picture and explain one arrow. If you are ready, change an input or assumption and justify your prediction.</w:t>
-      </w:r>
-    </w:p>
-    <w:p>
-      <w:r>
-        <w:t>Save your workbook evidence. At the next review, try a different case before opening your old answer.</w:t>
+      <w:pPr>
+        <w:spacing w:line="336" w:lineRule="auto" w:after="180"/>
+      </w:pPr>
+      <w:r>
+        <w:rPr>
+          <w:b w:val="0"/>
+        </w:rPr>
+        <w:t xml:space="preserve">If you are unsure, return to the worked picture and explain one arrow. If you are ready, change an </w:t>
+      </w:r>
+      <w:r>
+        <w:rPr>
+          <w:b/>
+        </w:rPr>
+        <w:t>input</w:t>
+      </w:r>
+      <w:r>
+        <w:rPr>
+          <w:b w:val="0"/>
+        </w:rPr>
+        <w:t xml:space="preserve"> or assumption and justify your </w:t>
+      </w:r>
+      <w:r>
+        <w:rPr>
+          <w:b/>
+        </w:rPr>
+        <w:t>prediction</w:t>
+      </w:r>
+      <w:r>
+        <w:rPr>
+          <w:b w:val="0"/>
+        </w:rPr>
+        <w:t>.</w:t>
+      </w:r>
+    </w:p>
+    <w:p>
+      <w:pPr>
+        <w:spacing w:line="336" w:lineRule="auto" w:after="180"/>
+      </w:pPr>
+      <w:r>
+        <w:rPr>
+          <w:b w:val="0"/>
+        </w:rPr>
+        <w:t xml:space="preserve">Save your workbook </w:t>
+      </w:r>
+      <w:r>
+        <w:rPr>
+          <w:b/>
+        </w:rPr>
+        <w:t>evidence</w:t>
+      </w:r>
+      <w:r>
+        <w:rPr>
+          <w:b w:val="0"/>
+        </w:rPr>
+        <w:t>. At the next review, try a different case before opening your old answer.</w:t>
       </w:r>
     </w:p>
     <w:p>
@@ -4333,11 +6781,28 @@
     </w:p>
     <w:p>
       <w:r>
+        <w:t>Attempt supported questions before using hints or feedback. Review a missing building block, then keep the completed work.</w:t>
+      </w:r>
+    </w:p>
+    <w:p>
+      <w:pPr>
+        <w:spacing w:line="336" w:lineRule="auto" w:after="180"/>
+      </w:pPr>
+      <w:r>
+        <w:rPr>
+          <w:b w:val="0"/>
+        </w:rPr>
         <w:t>Use this supported practice once, in the browser or on paper. Keep the reserved independent assessment for a separate first attempt before teacher feedback.</w:t>
       </w:r>
     </w:p>
     <w:p>
-      <w:r>
+      <w:pPr>
+        <w:spacing w:line="336" w:lineRule="auto" w:after="180"/>
+      </w:pPr>
+      <w:r>
+        <w:rPr>
+          <w:b w:val="0"/>
+        </w:rPr>
         <w:t>A fictional librarian wants illustrated mystery books with at most 100 pages.</w:t>
       </w:r>
     </w:p>
@@ -4350,27 +6815,61 @@
       </w:r>
     </w:p>
     <w:p>
-      <w:r>
+      <w:pPr>
+        <w:spacing w:line="336" w:lineRule="auto" w:after="180"/>
+      </w:pPr>
+      <w:r>
+        <w:rPr>
+          <w:b w:val="0"/>
+        </w:rPr>
         <w:t>Which labelled step matches this detail? Missing pages means review rather than assuming it is short.</w:t>
       </w:r>
     </w:p>
     <w:p>
-      <w:r>
+      <w:pPr>
+        <w:spacing w:line="336" w:lineRule="auto" w:after="180"/>
+        <w:shd w:fill="F4F9FC"/>
+      </w:pPr>
+      <w:r>
+        <w:rPr>
+          <w:b w:val="0"/>
+        </w:rPr>
         <w:t>1. Read all conditions</w:t>
       </w:r>
     </w:p>
     <w:p>
-      <w:r>
+      <w:pPr>
+        <w:spacing w:line="336" w:lineRule="auto" w:after="180"/>
+        <w:shd w:fill="F4F9FC"/>
+      </w:pPr>
+      <w:r>
+        <w:rPr>
+          <w:b w:val="0"/>
+        </w:rPr>
         <w:t>2. Trace M</w:t>
       </w:r>
     </w:p>
     <w:p>
-      <w:r>
+      <w:pPr>
+        <w:spacing w:line="336" w:lineRule="auto" w:after="180"/>
+        <w:shd w:fill="F4F9FC"/>
+      </w:pPr>
+      <w:r>
+        <w:rPr>
+          <w:b w:val="0"/>
+        </w:rPr>
         <w:t>3. Trace J</w:t>
       </w:r>
     </w:p>
     <w:p>
-      <w:r>
+      <w:pPr>
+        <w:spacing w:line="336" w:lineRule="auto" w:after="180"/>
+        <w:shd w:fill="F4F9FC"/>
+      </w:pPr>
+      <w:r>
+        <w:rPr>
+          <w:b w:val="0"/>
+        </w:rPr>
         <w:t>4. Trace K and L</w:t>
       </w:r>
     </w:p>
@@ -4408,41 +6907,143 @@
       </w:r>
     </w:p>
     <w:p>
-      <w:r>
+      <w:pPr>
+        <w:pStyle w:val="Heading3"/>
+      </w:pPr>
+      <w:r>
+        <w:t>Hint · try first</w:t>
+      </w:r>
+    </w:p>
+    <w:p>
+      <w:pPr>
+        <w:spacing w:line="336" w:lineRule="auto" w:after="180"/>
+        <w:shd w:fill="F1F6F8"/>
+      </w:pPr>
+      <w:r>
+        <w:rPr>
+          <w:b w:val="0"/>
+        </w:rPr>
         <w:t>Hint if needed: Read the steps in the pictorial case. Match the supplied detail to the stage that performs or records it.</w:t>
       </w:r>
     </w:p>
     <w:p>
-      <w:r>
-        <w:t>After your attempt, compare with the supported explanation: Trace M Missing pages means review rather than assuming it is short. This human simulation lets students inspect every decision without needing a trained model. Equality matters at 100. Known failures give reasons for rejection; M lacks enough information for the page check. The order should not turn blank into zero or quietly ignore a required field.</w:t>
-      </w:r>
-    </w:p>
-    <w:p>
       <w:pPr>
         <w:pStyle w:val="Heading3"/>
       </w:pPr>
       <w:r>
+        <w:t>Feedback · compare after trying</w:t>
+      </w:r>
+    </w:p>
+    <w:p>
+      <w:pPr>
+        <w:spacing w:line="336" w:lineRule="auto" w:after="180"/>
+        <w:shd w:fill="F1F6FC"/>
+      </w:pPr>
+      <w:r>
+        <w:rPr>
+          <w:b w:val="0"/>
+        </w:rPr>
+        <w:t>After your attempt, compare with the supported explanation: Trace M Missing pages means review rather than assuming it is short. This human simulation lets students inspect every decision without needing a trained model.</w:t>
+      </w:r>
+    </w:p>
+    <w:p>
+      <w:pPr>
+        <w:spacing w:line="336" w:lineRule="auto" w:after="180"/>
+        <w:shd w:fill="F1F6FC"/>
+      </w:pPr>
+      <w:r>
+        <w:rPr>
+          <w:b w:val="0"/>
+        </w:rPr>
+        <w:t>Equality matters at 100. Known failures give reasons for rejection; M lacks enough information for the page check. The order should not turn blank into zero or quietly ignore a required field.</w:t>
+      </w:r>
+    </w:p>
+    <w:p>
+      <w:pPr>
+        <w:pStyle w:val="Heading3"/>
+      </w:pPr>
+      <w:r>
         <w:t>Practice 2: explain the deciding evidence</w:t>
       </w:r>
     </w:p>
     <w:p>
-      <w:r>
+      <w:pPr>
+        <w:pStyle w:val="Heading3"/>
+      </w:pPr>
+      <w:r>
+        <w:t>Changed case · predict first</w:t>
+      </w:r>
+    </w:p>
+    <w:p>
+      <w:pPr>
+        <w:spacing w:line="336" w:lineRule="auto" w:after="180"/>
+        <w:shd w:fill="F5F1FB"/>
+      </w:pPr>
+      <w:r>
+        <w:rPr>
+          <w:b w:val="0"/>
+        </w:rPr>
         <w:t>Changed-case practice: Supply M’s pages as 101. Which conclusion is supported by the supplied facts?</w:t>
       </w:r>
     </w:p>
     <w:p>
-      <w:r>
+      <w:pPr>
+        <w:spacing w:line="336" w:lineRule="auto" w:after="180"/>
+        <w:shd w:fill="F4F9FC"/>
+      </w:pPr>
+      <w:r>
+        <w:rPr>
+          <w:b w:val="0"/>
+        </w:rPr>
         <w:t>1. M is now rejected rather than awaiting page review.</w:t>
       </w:r>
     </w:p>
     <w:p>
-      <w:r>
-        <w:t>2. We can decide the result without examining the changed input or the procedure.</w:t>
-      </w:r>
-    </w:p>
-    <w:p>
-      <w:r>
-        <w:t>3. This one example guarantees correct results for every future input.</w:t>
+      <w:pPr>
+        <w:spacing w:line="336" w:lineRule="auto" w:after="180"/>
+        <w:shd w:fill="F4F9FC"/>
+      </w:pPr>
+      <w:r>
+        <w:rPr>
+          <w:b w:val="0"/>
+        </w:rPr>
+        <w:t xml:space="preserve">2. We can decide the result without examining the changed </w:t>
+      </w:r>
+      <w:r>
+        <w:rPr>
+          <w:b/>
+        </w:rPr>
+        <w:t>input</w:t>
+      </w:r>
+      <w:r>
+        <w:rPr>
+          <w:b w:val="0"/>
+        </w:rPr>
+        <w:t xml:space="preserve"> or the procedure.</w:t>
+      </w:r>
+    </w:p>
+    <w:p>
+      <w:pPr>
+        <w:spacing w:line="336" w:lineRule="auto" w:after="180"/>
+        <w:shd w:fill="F4F9FC"/>
+      </w:pPr>
+      <w:r>
+        <w:rPr>
+          <w:b w:val="0"/>
+        </w:rPr>
+        <w:t xml:space="preserve">3. This one example guarantees correct results for every future </w:t>
+      </w:r>
+      <w:r>
+        <w:rPr>
+          <w:b/>
+        </w:rPr>
+        <w:t>input</w:t>
+      </w:r>
+      <w:r>
+        <w:rPr>
+          <w:b w:val="0"/>
+        </w:rPr>
+        <w:t>.</w:t>
       </w:r>
     </w:p>
     <w:p>
@@ -4479,12 +7080,42 @@
       </w:r>
     </w:p>
     <w:p>
-      <w:r>
+      <w:pPr>
+        <w:pStyle w:val="Heading3"/>
+      </w:pPr>
+      <w:r>
+        <w:t>Hint · try first</w:t>
+      </w:r>
+    </w:p>
+    <w:p>
+      <w:pPr>
+        <w:spacing w:line="336" w:lineRule="auto" w:after="180"/>
+        <w:shd w:fill="F1F6F8"/>
+      </w:pPr>
+      <w:r>
+        <w:rPr>
+          <w:b w:val="0"/>
+        </w:rPr>
         <w:t>Hint if needed: Use the changed condition and the deciding step in the pictorial trace. The answer must say what follows from those facts.</w:t>
       </w:r>
     </w:p>
     <w:p>
-      <w:r>
+      <w:pPr>
+        <w:pStyle w:val="Heading3"/>
+      </w:pPr>
+      <w:r>
+        <w:t>Feedback · compare after trying</w:t>
+      </w:r>
+    </w:p>
+    <w:p>
+      <w:pPr>
+        <w:spacing w:line="336" w:lineRule="auto" w:after="180"/>
+        <w:shd w:fill="F1F6FC"/>
+      </w:pPr>
+      <w:r>
+        <w:rPr>
+          <w:b w:val="0"/>
+        </w:rPr>
         <w:t>After your attempt, compare with the supported explanation: M is now rejected rather than awaiting page review. The required field is known but fails the maximum-length condition.</w:t>
       </w:r>
     </w:p>
@@ -4497,18 +7128,70 @@
       </w:r>
     </w:p>
     <w:p>
-      <w:r>
-        <w:t>Review Features and Distractors (ai-2/9). Goal: Choose recorded properties that preserve distinctions needed for a stated task. Short practice: Does this one pair prove the classifier always ignores subject? Explain a narrower claim.. Return to this week and explain what you changed.</w:t>
-      </w:r>
-    </w:p>
-    <w:p>
-      <w:r>
+      <w:pPr>
+        <w:spacing w:line="336" w:lineRule="auto" w:after="180"/>
+      </w:pPr>
+      <w:r>
+        <w:rPr>
+          <w:b w:val="0"/>
+        </w:rPr>
+        <w:t xml:space="preserve">Review Features and Distractors (ai-2/9). Goal: Choose recorded properties that preserve distinctions needed for a stated task. Short practice: Does this one pair prove the </w:t>
+      </w:r>
+      <w:r>
+        <w:rPr>
+          <w:b/>
+        </w:rPr>
+        <w:t>classifier</w:t>
+      </w:r>
+      <w:r>
+        <w:rPr>
+          <w:b w:val="0"/>
+        </w:rPr>
+        <w:t xml:space="preserve"> always ignores subject?</w:t>
+      </w:r>
+    </w:p>
+    <w:p>
+      <w:pPr>
+        <w:spacing w:line="336" w:lineRule="auto" w:after="180"/>
+      </w:pPr>
+      <w:r>
+        <w:rPr>
+          <w:b w:val="0"/>
+        </w:rPr>
+        <w:t>Explain a narrower claim.. Return to this week and explain what you changed.</w:t>
+      </w:r>
+    </w:p>
+    <w:p>
+      <w:pPr>
+        <w:spacing w:line="336" w:lineRule="auto" w:after="180"/>
+      </w:pPr>
+      <w:r>
+        <w:rPr>
+          <w:b w:val="0"/>
+        </w:rPr>
         <w:t>Review Rows Columns and Data Types (ai-2/7). Goal: Specify a table schema. Short practice: Which two rows originally fail, and do they fail for the same reason?. Return to this week and explain what you changed.</w:t>
       </w:r>
     </w:p>
     <w:p>
-      <w:r>
-        <w:t>Review Trace Tables (ai-2/4). Goal: Trace variable values before and after each loop iteration. Short practice: Move print inside the original loop. What sequence is displayed?. Return to this week and explain what you changed.</w:t>
+      <w:pPr>
+        <w:spacing w:line="336" w:lineRule="auto" w:after="180"/>
+      </w:pPr>
+      <w:r>
+        <w:rPr>
+          <w:b w:val="0"/>
+        </w:rPr>
+        <w:t>Review Trace Tables (ai-2/4). Goal: Trace variable values before and after each loop iteration. Short practice: Move print inside the original loop. What sequence is displayed?.</w:t>
+      </w:r>
+    </w:p>
+    <w:p>
+      <w:pPr>
+        <w:spacing w:line="336" w:lineRule="auto" w:after="180"/>
+      </w:pPr>
+      <w:r>
+        <w:rPr>
+          <w:b w:val="0"/>
+        </w:rPr>
+        <w:t>Return to this week and explain what you changed.</w:t>
       </w:r>
     </w:p>
     <w:p>
@@ -4520,8 +7203,573 @@
       </w:r>
     </w:p>
     <w:p>
-      <w:r>
-        <w:t>Use Download completed work in the hosted lesson to export your answers, reflections, practice feedback and code-run evidence. Open the HTML copy to read or print it. Drafts stay in this browser when storage is available; clear drafts on a shared device.</w:t>
+      <w:pPr>
+        <w:spacing w:line="336" w:lineRule="auto" w:after="180"/>
+      </w:pPr>
+      <w:r>
+        <w:rPr>
+          <w:b w:val="0"/>
+        </w:rPr>
+        <w:t xml:space="preserve">Use Download completed work in the hosted lesson to export your answers, reflections, practice feedback and code-run </w:t>
+      </w:r>
+      <w:r>
+        <w:rPr>
+          <w:b/>
+        </w:rPr>
+        <w:t>evidence</w:t>
+      </w:r>
+      <w:r>
+        <w:rPr>
+          <w:b w:val="0"/>
+        </w:rPr>
+        <w:t>. Open the HTML copy to read or print it.</w:t>
+      </w:r>
+    </w:p>
+    <w:p>
+      <w:pPr>
+        <w:spacing w:line="336" w:lineRule="auto" w:after="180"/>
+      </w:pPr>
+      <w:r>
+        <w:rPr>
+          <w:b w:val="0"/>
+        </w:rPr>
+        <w:t>Drafts stay in this browser when storage is available; clear drafts on a shared device.</w:t>
+      </w:r>
+    </w:p>
+    <w:p>
+      <w:pPr>
+        <w:pStyle w:val="Heading1"/>
+      </w:pPr>
+      <w:r>
+        <w:t>18. Visual concept journey</w:t>
+      </w:r>
+    </w:p>
+    <w:p>
+      <w:r>
+        <w:t>Explain each Human Classifier Simulation graphic using its labels, deciding evidence and relevant limitation.</w:t>
+      </w:r>
+    </w:p>
+    <w:p>
+      <w:pPr>
+        <w:pStyle w:val="Heading3"/>
+      </w:pPr>
+      <w:r>
+        <w:t>01. Human Classifier Simulation: the case</w:t>
+      </w:r>
+    </w:p>
+    <w:p>
+      <w:r>
+        <w:drawing>
+          <wp:inline xmlns:a="http://schemas.openxmlformats.org/drawingml/2006/main" xmlns:pic="http://schemas.openxmlformats.org/drawingml/2006/picture">
+            <wp:extent cx="5486400" cy="2990088"/>
+            <wp:docPr id="22" name="Picture 22" descr="A fictional librarian wants illustrated mystery books with at most 100 pages. Supplied facts: Written rule: choose only genre mystery AND illustrated True AND pages&lt;=100. Rows J=(mystery,True,100), K=(mystery,False,90), L=(science,True,80), M=(mystery,True,blank). Missing required fields request review."/>
+            <wp:cNvGraphicFramePr>
+              <a:graphicFrameLocks noChangeAspect="1"/>
+            </wp:cNvGraphicFramePr>
+            <a:graphic>
+              <a:graphicData uri="http://schemas.openxmlformats.org/drawingml/2006/picture">
+                <pic:pic>
+                  <pic:nvPicPr>
+                    <pic:cNvPr id="0" name="academy-story-ai-2-10-01.png"/>
+                    <pic:cNvPicPr/>
+                  </pic:nvPicPr>
+                  <pic:blipFill>
+                    <a:blip r:embed="rId29"/>
+                    <a:stretch>
+                      <a:fillRect/>
+                    </a:stretch>
+                  </pic:blipFill>
+                  <pic:spPr>
+                    <a:xfrm>
+                      <a:off x="0" y="0"/>
+                      <a:ext cx="5486400" cy="2990088"/>
+                    </a:xfrm>
+                    <a:prstGeom prst="rect"/>
+                  </pic:spPr>
+                </pic:pic>
+              </a:graphicData>
+            </a:graphic>
+          </wp:inline>
+        </w:drawing>
+      </w:r>
+    </w:p>
+    <w:p>
+      <w:pPr>
+        <w:spacing w:line="336" w:lineRule="auto" w:after="180"/>
+      </w:pPr>
+      <w:r>
+        <w:rPr>
+          <w:b w:val="0"/>
+        </w:rPr>
+        <w:t xml:space="preserve">A fictional librarian wants illustrated mystery books with at most 100 pages. Supplied facts: </w:t>
+      </w:r>
+      <w:r>
+        <w:rPr>
+          <w:b/>
+        </w:rPr>
+        <w:t>Written rule</w:t>
+      </w:r>
+      <w:r>
+        <w:rPr>
+          <w:b w:val="0"/>
+        </w:rPr>
+        <w:t>: choose only genre mystery AND illustrated True AND pages&lt;=100.</w:t>
+      </w:r>
+    </w:p>
+    <w:p>
+      <w:pPr>
+        <w:spacing w:line="336" w:lineRule="auto" w:after="180"/>
+      </w:pPr>
+      <w:r>
+        <w:rPr>
+          <w:b w:val="0"/>
+        </w:rPr>
+        <w:t>Rows J=(mystery,True,100), K=(mystery,False,90), L=(science,True,80), M=(mystery,True,blank). Missing required fields request review.</w:t>
+      </w:r>
+    </w:p>
+    <w:p>
+      <w:pPr>
+        <w:spacing w:line="336" w:lineRule="auto" w:after="180"/>
+        <w:shd w:fill="F5F1FB"/>
+      </w:pPr>
+      <w:r>
+        <w:rPr>
+          <w:b w:val="0"/>
+        </w:rPr>
+        <w:t>Point to the given fact that matters most. Explain why it matters.</w:t>
+      </w:r>
+    </w:p>
+    <w:p>
+      <w:pPr>
+        <w:pStyle w:val="Heading3"/>
+      </w:pPr>
+      <w:r>
+        <w:t>02. Follow the deciding steps</w:t>
+      </w:r>
+    </w:p>
+    <w:p>
+      <w:r>
+        <w:drawing>
+          <wp:inline xmlns:a="http://schemas.openxmlformats.org/drawingml/2006/main" xmlns:pic="http://schemas.openxmlformats.org/drawingml/2006/picture">
+            <wp:extent cx="5486400" cy="4005072"/>
+            <wp:docPr id="23" name="Picture 23" descr="Read all conditions: Three requirements must pass, not just a high preference score. → Trace J: Mystery, illustrated and exactly 100 pages: choose. → Trace K and L: K fails illustration; L fails genre: do not choose. → Trace M: Missing pages means review rather than assuming it is short."/>
+            <wp:cNvGraphicFramePr>
+              <a:graphicFrameLocks noChangeAspect="1"/>
+            </wp:cNvGraphicFramePr>
+            <a:graphic>
+              <a:graphicData uri="http://schemas.openxmlformats.org/drawingml/2006/picture">
+                <pic:pic>
+                  <pic:nvPicPr>
+                    <pic:cNvPr id="0" name="academy-story-ai-2-10-02.png"/>
+                    <pic:cNvPicPr/>
+                  </pic:nvPicPr>
+                  <pic:blipFill>
+                    <a:blip r:embed="rId30"/>
+                    <a:stretch>
+                      <a:fillRect/>
+                    </a:stretch>
+                  </pic:blipFill>
+                  <pic:spPr>
+                    <a:xfrm>
+                      <a:off x="0" y="0"/>
+                      <a:ext cx="5486400" cy="4005072"/>
+                    </a:xfrm>
+                    <a:prstGeom prst="rect"/>
+                  </pic:spPr>
+                </pic:pic>
+              </a:graphicData>
+            </a:graphic>
+          </wp:inline>
+        </w:drawing>
+      </w:r>
+    </w:p>
+    <w:p>
+      <w:pPr>
+        <w:spacing w:line="336" w:lineRule="auto" w:after="180"/>
+      </w:pPr>
+      <w:r>
+        <w:rPr>
+          <w:b w:val="0"/>
+        </w:rPr>
+        <w:t>Read all conditions: Three requirements must pass, not just a high preference score. → Trace J: Mystery, illustrated and exactly 100 pages: choose. → Trace K and L: K fails illustration; L fails genre: do not choose. → Trace M: Missing pages means review rather than assuming it is short.</w:t>
+      </w:r>
+    </w:p>
+    <w:p>
+      <w:pPr>
+        <w:spacing w:line="336" w:lineRule="auto" w:after="180"/>
+        <w:shd w:fill="F5F1FB"/>
+      </w:pPr>
+      <w:r>
+        <w:rPr>
+          <w:b w:val="0"/>
+        </w:rPr>
+        <w:t xml:space="preserve">Point to each numbered stage and explain which recorded </w:t>
+      </w:r>
+      <w:r>
+        <w:rPr>
+          <w:b/>
+        </w:rPr>
+        <w:t>input</w:t>
+      </w:r>
+      <w:r>
+        <w:rPr>
+          <w:b w:val="0"/>
+        </w:rPr>
+        <w:t xml:space="preserve"> it uses.</w:t>
+      </w:r>
+    </w:p>
+    <w:p>
+      <w:pPr>
+        <w:pStyle w:val="Heading3"/>
+      </w:pPr>
+      <w:r>
+        <w:t>03. Three records through the Tower1 classifier</w:t>
+      </w:r>
+    </w:p>
+    <w:p>
+      <w:r>
+        <w:drawing>
+          <wp:inline xmlns:a="http://schemas.openxmlformats.org/drawingml/2006/main" xmlns:pic="http://schemas.openxmlformats.org/drawingml/2006/picture">
+            <wp:extent cx="5486400" cy="2834640"/>
+            <wp:docPr id="24" name="Picture 24" descr="Three records through the Tower1 classifier. 5 cm | Accepted; 5 is below 6 | Tower1 predicts short. 6 cm | Accepted; 6 is at least 6 | Tower1 predicts tall. Height blank | Missing height; stop before rule | Tower1; no prediction"/>
+            <wp:cNvGraphicFramePr>
+              <a:graphicFrameLocks noChangeAspect="1"/>
+            </wp:cNvGraphicFramePr>
+            <a:graphic>
+              <a:graphicData uri="http://schemas.openxmlformats.org/drawingml/2006/picture">
+                <pic:pic>
+                  <pic:nvPicPr>
+                    <pic:cNvPr id="0" name="academy-story-ai-2-10-03.png"/>
+                    <pic:cNvPicPr/>
+                  </pic:nvPicPr>
+                  <pic:blipFill>
+                    <a:blip r:embed="rId31"/>
+                    <a:stretch>
+                      <a:fillRect/>
+                    </a:stretch>
+                  </pic:blipFill>
+                  <pic:spPr>
+                    <a:xfrm>
+                      <a:off x="0" y="0"/>
+                      <a:ext cx="5486400" cy="2834640"/>
+                    </a:xfrm>
+                    <a:prstGeom prst="rect"/>
+                  </pic:spPr>
+                </pic:pic>
+              </a:graphicData>
+            </a:graphic>
+          </wp:inline>
+        </w:drawing>
+      </w:r>
+    </w:p>
+    <w:p>
+      <w:pPr>
+        <w:spacing w:line="336" w:lineRule="auto" w:after="180"/>
+      </w:pPr>
+      <w:r>
+        <w:rPr>
+          <w:b w:val="0"/>
+        </w:rPr>
+        <w:t xml:space="preserve">Three records through the Tower1 </w:t>
+      </w:r>
+      <w:r>
+        <w:rPr>
+          <w:b/>
+        </w:rPr>
+        <w:t>classifier</w:t>
+      </w:r>
+      <w:r>
+        <w:rPr>
+          <w:b w:val="0"/>
+        </w:rPr>
+        <w:t>. 5 cm | Accepted; 5 is below 6 | Tower1 predicts short. 6 cm | Accepted; 6 is at least 6 | Tower1 predicts tall.</w:t>
+      </w:r>
+    </w:p>
+    <w:p>
+      <w:pPr>
+        <w:spacing w:line="336" w:lineRule="auto" w:after="180"/>
+      </w:pPr>
+      <w:r>
+        <w:rPr>
+          <w:b w:val="0"/>
+        </w:rPr>
+        <w:t xml:space="preserve">Height blank | Missing height; stop before rule | Tower1; </w:t>
+      </w:r>
+      <w:r>
+        <w:rPr>
+          <w:b/>
+        </w:rPr>
+        <w:t>no prediction</w:t>
+      </w:r>
+    </w:p>
+    <w:p>
+      <w:pPr>
+        <w:spacing w:line="336" w:lineRule="auto" w:after="180"/>
+        <w:shd w:fill="F5F1FB"/>
+      </w:pPr>
+      <w:r>
+        <w:rPr>
+          <w:b w:val="0"/>
+        </w:rPr>
+        <w:t>Read the labels and values. Explain the relationship the model shows.</w:t>
+      </w:r>
+    </w:p>
+    <w:p>
+      <w:pPr>
+        <w:pStyle w:val="Heading3"/>
+      </w:pPr>
+      <w:r>
+        <w:t>04. Change one thing. Trace what follows.</w:t>
+      </w:r>
+    </w:p>
+    <w:p>
+      <w:r>
+        <w:drawing>
+          <wp:inline xmlns:a="http://schemas.openxmlformats.org/drawingml/2006/main" xmlns:pic="http://schemas.openxmlformats.org/drawingml/2006/picture">
+            <wp:extent cx="5486400" cy="3026664"/>
+            <wp:docPr id="25" name="Picture 25" descr="Original case: Missing pages means review rather than assuming it is short. Changed condition: Supply M’s pages as 101. Expected result: M is now rejected rather than awaiting page review. Reason: The required field is known but fails the maximum-length condition."/>
+            <wp:cNvGraphicFramePr>
+              <a:graphicFrameLocks noChangeAspect="1"/>
+            </wp:cNvGraphicFramePr>
+            <a:graphic>
+              <a:graphicData uri="http://schemas.openxmlformats.org/drawingml/2006/picture">
+                <pic:pic>
+                  <pic:nvPicPr>
+                    <pic:cNvPr id="0" name="academy-story-ai-2-10-04.png"/>
+                    <pic:cNvPicPr/>
+                  </pic:nvPicPr>
+                  <pic:blipFill>
+                    <a:blip r:embed="rId32"/>
+                    <a:stretch>
+                      <a:fillRect/>
+                    </a:stretch>
+                  </pic:blipFill>
+                  <pic:spPr>
+                    <a:xfrm>
+                      <a:off x="0" y="0"/>
+                      <a:ext cx="5486400" cy="3026664"/>
+                    </a:xfrm>
+                    <a:prstGeom prst="rect"/>
+                  </pic:spPr>
+                </pic:pic>
+              </a:graphicData>
+            </a:graphic>
+          </wp:inline>
+        </w:drawing>
+      </w:r>
+    </w:p>
+    <w:p>
+      <w:pPr>
+        <w:spacing w:line="336" w:lineRule="auto" w:after="180"/>
+      </w:pPr>
+      <w:r>
+        <w:rPr>
+          <w:b w:val="0"/>
+        </w:rPr>
+        <w:t>Original case: Missing pages means review rather than assuming it is short. Changed condition: Supply M’s pages as 101. Expected result: M is now rejected rather than awaiting page review.</w:t>
+      </w:r>
+    </w:p>
+    <w:p>
+      <w:pPr>
+        <w:spacing w:line="336" w:lineRule="auto" w:after="180"/>
+      </w:pPr>
+      <w:r>
+        <w:rPr>
+          <w:b w:val="0"/>
+        </w:rPr>
+        <w:t>Reason: The required field is known but fails the maximum-length condition.</w:t>
+      </w:r>
+    </w:p>
+    <w:p>
+      <w:pPr>
+        <w:spacing w:line="336" w:lineRule="auto" w:after="180"/>
+        <w:shd w:fill="F5F1FB"/>
+      </w:pPr>
+      <w:r>
+        <w:rPr>
+          <w:b w:val="0"/>
+        </w:rPr>
+        <w:t>Predict before checking the worked changed-case result. Name what changed and what the supplied facts allow you to conclude.</w:t>
+      </w:r>
+    </w:p>
+    <w:p>
+      <w:pPr>
+        <w:pStyle w:val="Heading3"/>
+      </w:pPr>
+      <w:r>
+        <w:t>05. Connect the explanation to its limit</w:t>
+      </w:r>
+    </w:p>
+    <w:p>
+      <w:r>
+        <w:drawing>
+          <wp:inline xmlns:a="http://schemas.openxmlformats.org/drawingml/2006/main" xmlns:pic="http://schemas.openxmlformats.org/drawingml/2006/picture">
+            <wp:extent cx="5486400" cy="2834640"/>
+            <wp:docPr id="26" name="Picture 26" descr="This human simulation lets students inspect every decision without needing a trained model. Equality matters at 100. Known failures give reasons for rejection; M lacks enough information for the page check. The order should not turn blank into zero or quietly ignore a required field. Limit: This declared rule checks eligibility, not whether an eligible book will actually be enjoyed."/>
+            <wp:cNvGraphicFramePr>
+              <a:graphicFrameLocks noChangeAspect="1"/>
+            </wp:cNvGraphicFramePr>
+            <a:graphic>
+              <a:graphicData uri="http://schemas.openxmlformats.org/drawingml/2006/picture">
+                <pic:pic>
+                  <pic:nvPicPr>
+                    <pic:cNvPr id="0" name="academy-story-ai-2-10-05.png"/>
+                    <pic:cNvPicPr/>
+                  </pic:nvPicPr>
+                  <pic:blipFill>
+                    <a:blip r:embed="rId33"/>
+                    <a:stretch>
+                      <a:fillRect/>
+                    </a:stretch>
+                  </pic:blipFill>
+                  <pic:spPr>
+                    <a:xfrm>
+                      <a:off x="0" y="0"/>
+                      <a:ext cx="5486400" cy="2834640"/>
+                    </a:xfrm>
+                    <a:prstGeom prst="rect"/>
+                  </pic:spPr>
+                </pic:pic>
+              </a:graphicData>
+            </a:graphic>
+          </wp:inline>
+        </w:drawing>
+      </w:r>
+    </w:p>
+    <w:p>
+      <w:pPr>
+        <w:spacing w:line="336" w:lineRule="auto" w:after="180"/>
+      </w:pPr>
+      <w:r>
+        <w:rPr>
+          <w:b w:val="0"/>
+        </w:rPr>
+        <w:t>This human simulation lets students inspect every decision without needing a trained model. Equality matters at 100. Known failures give reasons for rejection; M lacks enough information for the page check.</w:t>
+      </w:r>
+    </w:p>
+    <w:p>
+      <w:pPr>
+        <w:spacing w:line="336" w:lineRule="auto" w:after="180"/>
+      </w:pPr>
+      <w:r>
+        <w:rPr>
+          <w:b w:val="0"/>
+        </w:rPr>
+        <w:t>The order should not turn blank into zero or quietly ignore a required field. Limit: This declared rule checks eligibility, not whether an eligible book will actually be enjoyed.</w:t>
+      </w:r>
+    </w:p>
+    <w:p>
+      <w:pPr>
+        <w:spacing w:line="336" w:lineRule="auto" w:after="180"/>
+        <w:shd w:fill="F5F1FB"/>
+      </w:pPr>
+      <w:r>
+        <w:rPr>
+          <w:b w:val="0"/>
+        </w:rPr>
+        <w:t>Explain the case, then point to a limit on the claim.</w:t>
+      </w:r>
+    </w:p>
+    <w:p>
+      <w:pPr>
+        <w:pStyle w:val="Heading3"/>
+      </w:pPr>
+      <w:r>
+        <w:t>06. Make the idea visible in your project</w:t>
+      </w:r>
+    </w:p>
+    <w:p>
+      <w:r>
+        <w:drawing>
+          <wp:inline xmlns:a="http://schemas.openxmlformats.org/drawingml/2006/main" xmlns:pic="http://schemas.openxmlformats.org/drawingml/2006/picture">
+            <wp:extent cx="5486400" cy="3380232"/>
+            <wp:docPr id="27" name="Picture 27" descr="Build a transparent filtering stage for the recommender, storing each failed or unresolved requirement in its explanation. Draw your input, deciding step, result and limit. Supported question: Why are J and M initially treated differently even though both are illustrated mysteries?"/>
+            <wp:cNvGraphicFramePr>
+              <a:graphicFrameLocks noChangeAspect="1"/>
+            </wp:cNvGraphicFramePr>
+            <a:graphic>
+              <a:graphicData uri="http://schemas.openxmlformats.org/drawingml/2006/picture">
+                <pic:pic>
+                  <pic:nvPicPr>
+                    <pic:cNvPr id="0" name="academy-story-ai-2-10-06.png"/>
+                    <pic:cNvPicPr/>
+                  </pic:nvPicPr>
+                  <pic:blipFill>
+                    <a:blip r:embed="rId34"/>
+                    <a:stretch>
+                      <a:fillRect/>
+                    </a:stretch>
+                  </pic:blipFill>
+                  <pic:spPr>
+                    <a:xfrm>
+                      <a:off x="0" y="0"/>
+                      <a:ext cx="5486400" cy="3380232"/>
+                    </a:xfrm>
+                    <a:prstGeom prst="rect"/>
+                  </pic:spPr>
+                </pic:pic>
+              </a:graphicData>
+            </a:graphic>
+          </wp:inline>
+        </w:drawing>
+      </w:r>
+    </w:p>
+    <w:p>
+      <w:pPr>
+        <w:spacing w:line="336" w:lineRule="auto" w:after="180"/>
+      </w:pPr>
+      <w:r>
+        <w:rPr>
+          <w:b w:val="0"/>
+        </w:rPr>
+        <w:t xml:space="preserve">Build a transparent filtering stage for the recommender, storing each failed or unresolved requirement in its explanation. Draw your </w:t>
+      </w:r>
+      <w:r>
+        <w:rPr>
+          <w:b/>
+        </w:rPr>
+        <w:t>input</w:t>
+      </w:r>
+      <w:r>
+        <w:rPr>
+          <w:b w:val="0"/>
+        </w:rPr>
+        <w:t>, deciding step, result and limit.</w:t>
+      </w:r>
+    </w:p>
+    <w:p>
+      <w:pPr>
+        <w:spacing w:line="336" w:lineRule="auto" w:after="180"/>
+      </w:pPr>
+      <w:r>
+        <w:rPr>
+          <w:b w:val="0"/>
+        </w:rPr>
+        <w:t>Supported question: Why are J and M initially treated differently even though both are illustrated mysteries?</w:t>
+      </w:r>
+    </w:p>
+    <w:p>
+      <w:pPr>
+        <w:spacing w:line="336" w:lineRule="auto" w:after="180"/>
+        <w:shd w:fill="F5F1FB"/>
+      </w:pPr>
+      <w:r>
+        <w:rPr>
+          <w:b w:val="0"/>
+        </w:rPr>
+        <w:t xml:space="preserve">Draw your project trace and justify the deciding step using </w:t>
+      </w:r>
+      <w:r>
+        <w:rPr>
+          <w:b/>
+        </w:rPr>
+        <w:t>evidence</w:t>
+      </w:r>
+      <w:r>
+        <w:rPr>
+          <w:b w:val="0"/>
+        </w:rPr>
+        <w:t>.</w:t>
       </w:r>
     </w:p>
     <w:sectPr>
